--- a/CS SEMINAR/New folder/IMPACT OF WEB LECTURING TECHNOLOGY ON STUDENTS.docx
+++ b/CS SEMINAR/New folder/IMPACT OF WEB LECTURING TECHNOLOGY ON STUDENTS.docx
@@ -210,24 +210,6 @@
           <w:szCs w:val="24"/>
         </w:rPr>
       </w:pPr>
-      <w:r>
-        <w:rPr>
-          <w:rFonts w:ascii="Times New Roman" w:hAnsi="Times New Roman" w:cs="Times New Roman"/>
-          <w:b/>
-          <w:sz w:val="24"/>
-          <w:szCs w:val="24"/>
-        </w:rPr>
-        <w:t>MOSES AUDU</w:t>
-      </w:r>
-      <w:r>
-        <w:rPr>
-          <w:rFonts w:ascii="Times New Roman" w:hAnsi="Times New Roman" w:cs="Times New Roman"/>
-          <w:b/>
-          <w:sz w:val="24"/>
-          <w:szCs w:val="24"/>
-        </w:rPr>
-        <w:t xml:space="preserve"> </w:t>
-      </w:r>
     </w:p>
     <w:p>
       <w:pPr>
@@ -240,33 +222,6 @@
           <w:szCs w:val="24"/>
         </w:rPr>
       </w:pPr>
-      <w:r>
-        <w:rPr>
-          <w:rFonts w:ascii="Times New Roman" w:hAnsi="Times New Roman" w:cs="Times New Roman"/>
-          <w:b/>
-          <w:sz w:val="24"/>
-          <w:szCs w:val="24"/>
-        </w:rPr>
-        <w:t xml:space="preserve"> (ST/CS/ND/21/0</w:t>
-      </w:r>
-      <w:r>
-        <w:rPr>
-          <w:rFonts w:ascii="Times New Roman" w:hAnsi="Times New Roman" w:cs="Times New Roman"/>
-          <w:b/>
-          <w:sz w:val="24"/>
-          <w:szCs w:val="24"/>
-        </w:rPr>
-        <w:t>27</w:t>
-      </w:r>
-      <w:r>
-        <w:rPr>
-          <w:rFonts w:ascii="Times New Roman" w:hAnsi="Times New Roman" w:cs="Times New Roman"/>
-          <w:b/>
-          <w:sz w:val="24"/>
-          <w:szCs w:val="24"/>
-        </w:rPr>
-        <w:t>)</w:t>
-      </w:r>
     </w:p>
     <w:p>
       <w:pPr>
@@ -318,16 +273,6 @@
     </w:p>
     <w:p>
       <w:pPr>
-        <w:spacing w:after="0" w:line="240" w:lineRule="auto"/>
-        <w:rPr>
-          <w:rFonts w:ascii="Times New Roman" w:hAnsi="Times New Roman" w:cs="Times New Roman"/>
-          <w:sz w:val="24"/>
-          <w:szCs w:val="24"/>
-        </w:rPr>
-      </w:pPr>
-    </w:p>
-    <w:p>
-      <w:pPr>
         <w:spacing w:after="0"/>
         <w:jc w:val="center"/>
         <w:rPr>
@@ -337,6 +282,15 @@
           <w:szCs w:val="24"/>
         </w:rPr>
       </w:pPr>
+      <w:r>
+        <w:rPr>
+          <w:rFonts w:ascii="Times New Roman" w:hAnsi="Times New Roman" w:cs="Times New Roman"/>
+          <w:b/>
+          <w:sz w:val="24"/>
+          <w:szCs w:val="24"/>
+        </w:rPr>
+        <w:t xml:space="preserve">MOSES AUDU </w:t>
+      </w:r>
     </w:p>
     <w:p>
       <w:pPr>
@@ -349,6 +303,15 @@
           <w:szCs w:val="24"/>
         </w:rPr>
       </w:pPr>
+      <w:r>
+        <w:rPr>
+          <w:rFonts w:ascii="Times New Roman" w:hAnsi="Times New Roman" w:cs="Times New Roman"/>
+          <w:b/>
+          <w:sz w:val="24"/>
+          <w:szCs w:val="24"/>
+        </w:rPr>
+        <w:t xml:space="preserve"> (ST/CS/ND/21/027)</w:t>
+      </w:r>
     </w:p>
     <w:p>
       <w:pPr>
@@ -421,14 +384,50 @@
           <w:szCs w:val="24"/>
         </w:rPr>
       </w:pPr>
-      <w:r>
-        <w:rPr>
-          <w:rFonts w:ascii="Times New Roman" w:hAnsi="Times New Roman" w:cs="Times New Roman"/>
-          <w:b/>
-          <w:sz w:val="24"/>
-          <w:szCs w:val="24"/>
-        </w:rPr>
-        <w:t>A SEMINAR REPRESENTED TO THE DEPARTMENT OF COMPUTER SCIENCE, SCHOOL OF SCIENCE AND TECHNOLOGY, FEDERAL POLYTECHNIC MUBI, ADAMAWA STATE, NIGERIA</w:t>
+    </w:p>
+    <w:p>
+      <w:pPr>
+        <w:spacing w:after="0"/>
+        <w:jc w:val="center"/>
+        <w:rPr>
+          <w:rFonts w:ascii="Times New Roman" w:hAnsi="Times New Roman" w:cs="Times New Roman"/>
+          <w:b/>
+          <w:sz w:val="24"/>
+          <w:szCs w:val="24"/>
+        </w:rPr>
+      </w:pPr>
+    </w:p>
+    <w:p>
+      <w:pPr>
+        <w:spacing w:after="0"/>
+        <w:jc w:val="center"/>
+        <w:rPr>
+          <w:rFonts w:ascii="Times New Roman" w:hAnsi="Times New Roman" w:cs="Times New Roman"/>
+          <w:b/>
+          <w:sz w:val="24"/>
+          <w:szCs w:val="24"/>
+        </w:rPr>
+      </w:pPr>
+    </w:p>
+    <w:p>
+      <w:pPr>
+        <w:spacing w:after="0"/>
+        <w:jc w:val="center"/>
+        <w:rPr>
+          <w:rFonts w:ascii="Times New Roman" w:hAnsi="Times New Roman" w:cs="Times New Roman"/>
+          <w:b/>
+          <w:sz w:val="24"/>
+          <w:szCs w:val="24"/>
+        </w:rPr>
+      </w:pPr>
+      <w:r>
+        <w:rPr>
+          <w:rFonts w:ascii="Times New Roman" w:hAnsi="Times New Roman" w:cs="Times New Roman"/>
+          <w:b/>
+          <w:sz w:val="24"/>
+          <w:szCs w:val="24"/>
+        </w:rPr>
+        <w:t>A SEMINAR PRESENTED TO THE DEPARTMENT OF COMPUTER SCIENCE, SCHOOL OF SCIENCE AND TECHNOLOGY, FEDERAL POLYTECHNIC MUBI, ADAMAWA STATE, NIGERIA</w:t>
       </w:r>
     </w:p>
     <w:p>
@@ -458,6 +457,46 @@
     </w:p>
     <w:p>
       <w:pPr>
+        <w:spacing w:after="0" w:line="240" w:lineRule="auto"/>
+        <w:rPr>
+          <w:rFonts w:ascii="Times New Roman" w:hAnsi="Times New Roman" w:cs="Times New Roman"/>
+          <w:sz w:val="24"/>
+          <w:szCs w:val="24"/>
+        </w:rPr>
+      </w:pPr>
+    </w:p>
+    <w:p>
+      <w:pPr>
+        <w:spacing w:after="0" w:line="240" w:lineRule="auto"/>
+        <w:rPr>
+          <w:rFonts w:ascii="Times New Roman" w:hAnsi="Times New Roman" w:cs="Times New Roman"/>
+          <w:sz w:val="24"/>
+          <w:szCs w:val="24"/>
+        </w:rPr>
+      </w:pPr>
+    </w:p>
+    <w:p>
+      <w:pPr>
+        <w:spacing w:after="0" w:line="240" w:lineRule="auto"/>
+        <w:rPr>
+          <w:rFonts w:ascii="Times New Roman" w:hAnsi="Times New Roman" w:cs="Times New Roman"/>
+          <w:sz w:val="24"/>
+          <w:szCs w:val="24"/>
+        </w:rPr>
+      </w:pPr>
+    </w:p>
+    <w:p>
+      <w:pPr>
+        <w:spacing w:after="0" w:line="240" w:lineRule="auto"/>
+        <w:rPr>
+          <w:rFonts w:ascii="Times New Roman" w:hAnsi="Times New Roman" w:cs="Times New Roman"/>
+          <w:sz w:val="24"/>
+          <w:szCs w:val="24"/>
+        </w:rPr>
+      </w:pPr>
+    </w:p>
+    <w:p>
+      <w:pPr>
         <w:spacing w:after="0"/>
         <w:jc w:val="center"/>
         <w:rPr>
@@ -471,693 +510,57 @@
     <w:p>
       <w:pPr>
         <w:spacing w:after="0"/>
-        <w:jc w:val="center"/>
-        <w:rPr>
-          <w:rFonts w:ascii="Times New Roman" w:hAnsi="Times New Roman" w:cs="Times New Roman"/>
-          <w:b/>
-          <w:sz w:val="24"/>
-          <w:szCs w:val="24"/>
-        </w:rPr>
-      </w:pPr>
+        <w:jc w:val="right"/>
+        <w:rPr>
+          <w:rFonts w:ascii="Times New Roman" w:hAnsi="Times New Roman" w:cs="Times New Roman"/>
+          <w:b/>
+          <w:sz w:val="24"/>
+          <w:szCs w:val="24"/>
+        </w:rPr>
+      </w:pPr>
+      <w:r>
+        <w:rPr>
+          <w:rFonts w:ascii="Times New Roman" w:hAnsi="Times New Roman" w:cs="Times New Roman"/>
+          <w:b/>
+          <w:caps/>
+          <w:sz w:val="24"/>
+          <w:szCs w:val="24"/>
+        </w:rPr>
+        <w:t>AUGUST</w:t>
+      </w:r>
+      <w:r>
+        <w:rPr>
+          <w:rFonts w:ascii="Times New Roman" w:hAnsi="Times New Roman" w:cs="Times New Roman"/>
+          <w:b/>
+          <w:sz w:val="24"/>
+          <w:szCs w:val="24"/>
+        </w:rPr>
+        <w:t>, 2023</w:t>
+      </w:r>
+    </w:p>
+    <w:p>
+      <w:pPr>
+        <w:rPr>
+          <w:rFonts w:ascii="Times New Roman" w:hAnsi="Times New Roman" w:cs="Times New Roman"/>
+          <w:b/>
+          <w:sz w:val="24"/>
+          <w:szCs w:val="24"/>
+        </w:rPr>
+      </w:pPr>
+      <w:r>
+        <w:rPr>
+          <w:rFonts w:ascii="Times New Roman" w:hAnsi="Times New Roman" w:cs="Times New Roman"/>
+          <w:b/>
+          <w:sz w:val="24"/>
+          <w:szCs w:val="24"/>
+        </w:rPr>
+        <w:br w:type="page"/>
+      </w:r>
     </w:p>
     <w:p>
       <w:pPr>
         <w:spacing w:after="0"/>
         <w:jc w:val="center"/>
-        <w:rPr>
-          <w:rFonts w:ascii="Times New Roman" w:hAnsi="Times New Roman" w:cs="Times New Roman"/>
-          <w:b/>
-          <w:sz w:val="24"/>
-          <w:szCs w:val="24"/>
-        </w:rPr>
-      </w:pPr>
-    </w:p>
-    <w:p>
-      <w:pPr>
-        <w:spacing w:after="0" w:line="240" w:lineRule="auto"/>
-        <w:rPr>
-          <w:rFonts w:ascii="Times New Roman" w:hAnsi="Times New Roman" w:cs="Times New Roman"/>
-          <w:sz w:val="24"/>
-          <w:szCs w:val="24"/>
-        </w:rPr>
-      </w:pPr>
-    </w:p>
-    <w:p>
-      <w:pPr>
-        <w:spacing w:after="0" w:line="240" w:lineRule="auto"/>
-        <w:rPr>
-          <w:rFonts w:ascii="Times New Roman" w:hAnsi="Times New Roman" w:cs="Times New Roman"/>
-          <w:sz w:val="24"/>
-          <w:szCs w:val="24"/>
-        </w:rPr>
-      </w:pPr>
-    </w:p>
-    <w:p>
-      <w:pPr>
-        <w:spacing w:after="0" w:line="240" w:lineRule="auto"/>
-        <w:rPr>
-          <w:rFonts w:ascii="Times New Roman" w:hAnsi="Times New Roman" w:cs="Times New Roman"/>
-          <w:sz w:val="24"/>
-          <w:szCs w:val="24"/>
-        </w:rPr>
-      </w:pPr>
-    </w:p>
-    <w:p>
-      <w:pPr>
-        <w:spacing w:after="0" w:line="240" w:lineRule="auto"/>
-        <w:rPr>
-          <w:rFonts w:ascii="Times New Roman" w:hAnsi="Times New Roman" w:cs="Times New Roman"/>
-          <w:sz w:val="24"/>
-          <w:szCs w:val="24"/>
-        </w:rPr>
-      </w:pPr>
-    </w:p>
-    <w:p>
-      <w:pPr>
-        <w:spacing w:after="0"/>
-        <w:jc w:val="center"/>
-        <w:rPr>
-          <w:rFonts w:ascii="Times New Roman" w:hAnsi="Times New Roman" w:cs="Times New Roman"/>
-          <w:b/>
-          <w:sz w:val="24"/>
-          <w:szCs w:val="24"/>
-        </w:rPr>
-      </w:pPr>
-    </w:p>
-    <w:p>
-      <w:pPr>
-        <w:spacing w:after="0"/>
-        <w:jc w:val="right"/>
-        <w:rPr>
-          <w:rFonts w:ascii="Times New Roman" w:hAnsi="Times New Roman" w:cs="Times New Roman"/>
-          <w:b/>
-          <w:sz w:val="24"/>
-          <w:szCs w:val="24"/>
-        </w:rPr>
-      </w:pPr>
-      <w:r>
-        <w:rPr>
-          <w:rFonts w:ascii="Times New Roman" w:hAnsi="Times New Roman" w:cs="Times New Roman"/>
-          <w:b/>
-          <w:caps/>
-          <w:sz w:val="24"/>
-          <w:szCs w:val="24"/>
-        </w:rPr>
-        <w:t>AUGUST</w:t>
-      </w:r>
-      <w:r>
-        <w:rPr>
-          <w:rFonts w:ascii="Times New Roman" w:hAnsi="Times New Roman" w:cs="Times New Roman"/>
-          <w:b/>
-          <w:sz w:val="24"/>
-          <w:szCs w:val="24"/>
-        </w:rPr>
-        <w:t>, 2023</w:t>
-      </w:r>
-    </w:p>
-    <w:p>
-      <w:pPr>
-        <w:rPr>
-          <w:rFonts w:ascii="Times New Roman" w:hAnsi="Times New Roman" w:cs="Times New Roman"/>
-          <w:b/>
-          <w:sz w:val="24"/>
-          <w:szCs w:val="24"/>
-        </w:rPr>
-      </w:pPr>
-      <w:r>
-        <w:rPr>
-          <w:rFonts w:ascii="Times New Roman" w:hAnsi="Times New Roman" w:cs="Times New Roman"/>
-          <w:b/>
-          <w:sz w:val="24"/>
-          <w:szCs w:val="24"/>
-        </w:rPr>
-        <w:br w:type="page"/>
-      </w:r>
-    </w:p>
-    <w:p>
-      <w:pPr>
-        <w:spacing w:after="0"/>
-        <w:jc w:val="center"/>
-        <w:rPr>
-          <w:rFonts w:ascii="Times New Roman" w:hAnsi="Times New Roman" w:cs="Times New Roman"/>
-          <w:b/>
-          <w:sz w:val="24"/>
-          <w:szCs w:val="24"/>
-        </w:rPr>
-      </w:pPr>
-      <w:r>
-        <w:rPr>
-          <w:rFonts w:ascii="Times New Roman" w:hAnsi="Times New Roman" w:cs="Times New Roman"/>
-          <w:b/>
-          <w:sz w:val="24"/>
-          <w:szCs w:val="24"/>
-        </w:rPr>
-        <w:lastRenderedPageBreak/>
-        <w:t>IMPACT OF WEB LECTURING TECHNOLOGY ON STUDENTS</w:t>
-      </w:r>
-    </w:p>
-    <w:p>
-      <w:pPr>
-        <w:spacing w:after="0" w:line="240" w:lineRule="auto"/>
-        <w:jc w:val="center"/>
-        <w:rPr>
-          <w:rFonts w:ascii="Times New Roman" w:hAnsi="Times New Roman" w:cs="Times New Roman"/>
-          <w:b/>
-          <w:sz w:val="24"/>
-          <w:szCs w:val="24"/>
-        </w:rPr>
-      </w:pPr>
-    </w:p>
-    <w:p>
-      <w:pPr>
-        <w:spacing w:after="0" w:line="240" w:lineRule="auto"/>
-        <w:jc w:val="center"/>
-        <w:rPr>
-          <w:rFonts w:ascii="Times New Roman" w:hAnsi="Times New Roman" w:cs="Times New Roman"/>
-          <w:b/>
-          <w:sz w:val="24"/>
-          <w:szCs w:val="24"/>
-        </w:rPr>
-      </w:pPr>
-    </w:p>
-    <w:p>
-      <w:pPr>
-        <w:spacing w:after="0" w:line="240" w:lineRule="auto"/>
-        <w:jc w:val="center"/>
-        <w:rPr>
-          <w:rFonts w:ascii="Times New Roman" w:hAnsi="Times New Roman" w:cs="Times New Roman"/>
-          <w:b/>
-          <w:sz w:val="24"/>
-          <w:szCs w:val="24"/>
-        </w:rPr>
-      </w:pPr>
-    </w:p>
-    <w:p>
-      <w:pPr>
-        <w:spacing w:after="0"/>
-        <w:jc w:val="center"/>
-        <w:rPr>
-          <w:rFonts w:ascii="Times New Roman" w:hAnsi="Times New Roman" w:cs="Times New Roman"/>
-          <w:b/>
-          <w:sz w:val="24"/>
-          <w:szCs w:val="24"/>
-        </w:rPr>
-      </w:pPr>
-    </w:p>
-    <w:p>
-      <w:pPr>
-        <w:spacing w:after="0"/>
-        <w:jc w:val="center"/>
-        <w:rPr>
-          <w:rFonts w:ascii="Times New Roman" w:hAnsi="Times New Roman" w:cs="Times New Roman"/>
-          <w:b/>
-          <w:sz w:val="24"/>
-          <w:szCs w:val="24"/>
-        </w:rPr>
-      </w:pPr>
-    </w:p>
-    <w:p>
-      <w:pPr>
-        <w:spacing w:after="0"/>
-        <w:jc w:val="center"/>
-        <w:rPr>
-          <w:rFonts w:ascii="Times New Roman" w:hAnsi="Times New Roman" w:cs="Times New Roman"/>
-          <w:b/>
-          <w:sz w:val="24"/>
-          <w:szCs w:val="24"/>
-        </w:rPr>
-      </w:pPr>
-    </w:p>
-    <w:p>
-      <w:pPr>
-        <w:spacing w:after="0"/>
-        <w:jc w:val="center"/>
-        <w:rPr>
-          <w:rFonts w:ascii="Times New Roman" w:hAnsi="Times New Roman" w:cs="Times New Roman"/>
-          <w:b/>
-          <w:sz w:val="24"/>
-          <w:szCs w:val="24"/>
-        </w:rPr>
-      </w:pPr>
-    </w:p>
-    <w:p>
-      <w:pPr>
-        <w:spacing w:after="0"/>
-        <w:jc w:val="center"/>
-        <w:rPr>
-          <w:rFonts w:ascii="Times New Roman" w:hAnsi="Times New Roman" w:cs="Times New Roman"/>
-          <w:b/>
-          <w:sz w:val="24"/>
-          <w:szCs w:val="24"/>
-        </w:rPr>
-      </w:pPr>
-    </w:p>
-    <w:p>
-      <w:pPr>
-        <w:spacing w:after="0"/>
-        <w:jc w:val="center"/>
-        <w:rPr>
-          <w:rFonts w:ascii="Times New Roman" w:hAnsi="Times New Roman" w:cs="Times New Roman"/>
-          <w:b/>
-          <w:sz w:val="24"/>
-          <w:szCs w:val="24"/>
-        </w:rPr>
-      </w:pPr>
-    </w:p>
-    <w:p>
-      <w:pPr>
-        <w:spacing w:after="0"/>
-        <w:jc w:val="center"/>
-        <w:rPr>
-          <w:rFonts w:ascii="Times New Roman" w:hAnsi="Times New Roman" w:cs="Times New Roman"/>
-          <w:b/>
-          <w:sz w:val="24"/>
-          <w:szCs w:val="24"/>
-        </w:rPr>
-      </w:pPr>
-    </w:p>
-    <w:p>
-      <w:pPr>
-        <w:spacing w:after="0"/>
-        <w:jc w:val="center"/>
-        <w:rPr>
-          <w:rFonts w:ascii="Times New Roman" w:hAnsi="Times New Roman" w:cs="Times New Roman"/>
-          <w:b/>
-          <w:sz w:val="24"/>
-          <w:szCs w:val="24"/>
-        </w:rPr>
-      </w:pPr>
-    </w:p>
-    <w:p>
-      <w:pPr>
-        <w:spacing w:after="0"/>
-        <w:jc w:val="center"/>
-        <w:rPr>
-          <w:rFonts w:ascii="Times New Roman" w:hAnsi="Times New Roman" w:cs="Times New Roman"/>
-          <w:b/>
-          <w:sz w:val="24"/>
-          <w:szCs w:val="24"/>
-        </w:rPr>
-      </w:pPr>
-    </w:p>
-    <w:p>
-      <w:pPr>
-        <w:spacing w:after="0"/>
-        <w:jc w:val="center"/>
-        <w:rPr>
-          <w:rFonts w:ascii="Times New Roman" w:hAnsi="Times New Roman" w:cs="Times New Roman"/>
-          <w:b/>
-          <w:sz w:val="24"/>
-          <w:szCs w:val="24"/>
-        </w:rPr>
-      </w:pPr>
-    </w:p>
-    <w:p>
-      <w:pPr>
-        <w:spacing w:after="0"/>
-        <w:jc w:val="center"/>
-        <w:rPr>
-          <w:rFonts w:ascii="Times New Roman" w:hAnsi="Times New Roman" w:cs="Times New Roman"/>
-          <w:b/>
-          <w:sz w:val="24"/>
-          <w:szCs w:val="24"/>
-        </w:rPr>
-      </w:pPr>
-      <w:r>
-        <w:rPr>
-          <w:rFonts w:ascii="Times New Roman" w:hAnsi="Times New Roman" w:cs="Times New Roman"/>
-          <w:b/>
-          <w:sz w:val="24"/>
-          <w:szCs w:val="24"/>
-        </w:rPr>
-        <w:t xml:space="preserve">MOSES AUDU </w:t>
-      </w:r>
-    </w:p>
-    <w:p>
-      <w:pPr>
-        <w:spacing w:after="0"/>
-        <w:jc w:val="center"/>
-        <w:rPr>
-          <w:rFonts w:ascii="Times New Roman" w:hAnsi="Times New Roman" w:cs="Times New Roman"/>
-          <w:b/>
-          <w:sz w:val="24"/>
-          <w:szCs w:val="24"/>
-        </w:rPr>
-      </w:pPr>
-      <w:r>
-        <w:rPr>
-          <w:rFonts w:ascii="Times New Roman" w:hAnsi="Times New Roman" w:cs="Times New Roman"/>
-          <w:b/>
-          <w:sz w:val="24"/>
-          <w:szCs w:val="24"/>
-        </w:rPr>
-        <w:t xml:space="preserve"> (ST/CS/ND/21/027)</w:t>
-      </w:r>
-    </w:p>
-    <w:p>
-      <w:pPr>
-        <w:spacing w:after="0"/>
-        <w:jc w:val="center"/>
-        <w:rPr>
-          <w:rFonts w:ascii="Times New Roman" w:hAnsi="Times New Roman" w:cs="Times New Roman"/>
-          <w:b/>
-          <w:sz w:val="24"/>
-          <w:szCs w:val="24"/>
-        </w:rPr>
-      </w:pPr>
-    </w:p>
-    <w:p>
-      <w:pPr>
-        <w:spacing w:after="0"/>
-        <w:jc w:val="center"/>
-        <w:rPr>
-          <w:rFonts w:ascii="Times New Roman" w:hAnsi="Times New Roman" w:cs="Times New Roman"/>
-          <w:b/>
-          <w:sz w:val="24"/>
-          <w:szCs w:val="24"/>
-        </w:rPr>
-      </w:pPr>
-    </w:p>
-    <w:p>
-      <w:pPr>
-        <w:spacing w:after="0"/>
-        <w:jc w:val="center"/>
-        <w:rPr>
-          <w:rFonts w:ascii="Times New Roman" w:hAnsi="Times New Roman" w:cs="Times New Roman"/>
-          <w:b/>
-          <w:sz w:val="24"/>
-          <w:szCs w:val="24"/>
-        </w:rPr>
-      </w:pPr>
-    </w:p>
-    <w:p>
-      <w:pPr>
-        <w:spacing w:after="0"/>
-        <w:jc w:val="center"/>
-        <w:rPr>
-          <w:rFonts w:ascii="Times New Roman" w:hAnsi="Times New Roman" w:cs="Times New Roman"/>
-          <w:b/>
-          <w:sz w:val="24"/>
-          <w:szCs w:val="24"/>
-        </w:rPr>
-      </w:pPr>
-    </w:p>
-    <w:p>
-      <w:pPr>
-        <w:spacing w:after="0"/>
-        <w:jc w:val="center"/>
-        <w:rPr>
-          <w:rFonts w:ascii="Times New Roman" w:hAnsi="Times New Roman" w:cs="Times New Roman"/>
-          <w:b/>
-          <w:sz w:val="24"/>
-          <w:szCs w:val="24"/>
-        </w:rPr>
-      </w:pPr>
-    </w:p>
-    <w:p>
-      <w:pPr>
-        <w:spacing w:after="0" w:line="240" w:lineRule="auto"/>
-        <w:rPr>
-          <w:rFonts w:ascii="Times New Roman" w:hAnsi="Times New Roman" w:cs="Times New Roman"/>
-          <w:sz w:val="24"/>
-          <w:szCs w:val="24"/>
-        </w:rPr>
-      </w:pPr>
-    </w:p>
-    <w:p>
-      <w:pPr>
-        <w:spacing w:after="0" w:line="240" w:lineRule="auto"/>
-        <w:rPr>
-          <w:rFonts w:ascii="Times New Roman" w:hAnsi="Times New Roman" w:cs="Times New Roman"/>
-          <w:sz w:val="24"/>
-          <w:szCs w:val="24"/>
-        </w:rPr>
-      </w:pPr>
-    </w:p>
-    <w:p>
-      <w:pPr>
-        <w:spacing w:after="0" w:line="240" w:lineRule="auto"/>
-        <w:rPr>
-          <w:rFonts w:ascii="Times New Roman" w:hAnsi="Times New Roman" w:cs="Times New Roman"/>
-          <w:sz w:val="24"/>
-          <w:szCs w:val="24"/>
-        </w:rPr>
-      </w:pPr>
-    </w:p>
-    <w:p>
-      <w:pPr>
-        <w:spacing w:after="0" w:line="240" w:lineRule="auto"/>
-        <w:rPr>
-          <w:rFonts w:ascii="Times New Roman" w:hAnsi="Times New Roman" w:cs="Times New Roman"/>
-          <w:sz w:val="24"/>
-          <w:szCs w:val="24"/>
-        </w:rPr>
-      </w:pPr>
-    </w:p>
-    <w:p>
-      <w:pPr>
-        <w:spacing w:after="0"/>
-        <w:jc w:val="center"/>
-        <w:rPr>
-          <w:rFonts w:ascii="Times New Roman" w:hAnsi="Times New Roman" w:cs="Times New Roman"/>
-          <w:b/>
-          <w:sz w:val="24"/>
-          <w:szCs w:val="24"/>
-        </w:rPr>
-      </w:pPr>
-    </w:p>
-    <w:p>
-      <w:pPr>
-        <w:spacing w:after="0"/>
-        <w:jc w:val="center"/>
-        <w:rPr>
-          <w:rFonts w:ascii="Times New Roman" w:hAnsi="Times New Roman" w:cs="Times New Roman"/>
-          <w:b/>
-          <w:sz w:val="24"/>
-          <w:szCs w:val="24"/>
-        </w:rPr>
-      </w:pPr>
-    </w:p>
-    <w:p>
-      <w:pPr>
-        <w:spacing w:after="0"/>
-        <w:jc w:val="center"/>
-        <w:rPr>
-          <w:rFonts w:ascii="Times New Roman" w:hAnsi="Times New Roman" w:cs="Times New Roman"/>
-          <w:b/>
-          <w:sz w:val="24"/>
-          <w:szCs w:val="24"/>
-        </w:rPr>
-      </w:pPr>
-    </w:p>
-    <w:p>
-      <w:pPr>
-        <w:spacing w:after="0"/>
-        <w:jc w:val="center"/>
-        <w:rPr>
-          <w:rFonts w:ascii="Times New Roman" w:hAnsi="Times New Roman" w:cs="Times New Roman"/>
-          <w:b/>
-          <w:sz w:val="24"/>
-          <w:szCs w:val="24"/>
-        </w:rPr>
-      </w:pPr>
-      <w:r>
-        <w:rPr>
-          <w:rFonts w:ascii="Times New Roman" w:hAnsi="Times New Roman" w:cs="Times New Roman"/>
-          <w:b/>
-          <w:sz w:val="24"/>
-          <w:szCs w:val="24"/>
-        </w:rPr>
-        <w:t>A SEMINAR REPRESENTED TO THE DEPARTMENT OF COMPUTER SCIENCE, SCHOOL OF SCIENCE AND TECHNOLOGY, FEDERAL POLYTECHNIC MUBI, ADAMAWA STATE, NIGERIA</w:t>
-      </w:r>
-    </w:p>
-    <w:p>
-      <w:pPr>
-        <w:spacing w:after="0"/>
-        <w:ind w:firstLineChars="200" w:firstLine="482"/>
-        <w:jc w:val="center"/>
-        <w:rPr>
-          <w:rFonts w:ascii="Times New Roman" w:hAnsi="Times New Roman" w:cs="Times New Roman"/>
-          <w:b/>
-          <w:sz w:val="24"/>
-          <w:szCs w:val="24"/>
-        </w:rPr>
-      </w:pPr>
-    </w:p>
-    <w:p>
-      <w:pPr>
-        <w:spacing w:after="0"/>
-        <w:ind w:firstLineChars="200" w:firstLine="482"/>
-        <w:jc w:val="center"/>
-        <w:rPr>
-          <w:rFonts w:ascii="Times New Roman" w:hAnsi="Times New Roman" w:cs="Times New Roman"/>
-          <w:b/>
-          <w:sz w:val="24"/>
-          <w:szCs w:val="24"/>
-        </w:rPr>
-      </w:pPr>
-    </w:p>
-    <w:p>
-      <w:pPr>
-        <w:spacing w:after="0" w:line="240" w:lineRule="auto"/>
-        <w:jc w:val="center"/>
-        <w:rPr>
-          <w:rFonts w:ascii="Times New Roman" w:hAnsi="Times New Roman" w:cs="Times New Roman"/>
-          <w:b/>
-          <w:sz w:val="24"/>
-          <w:szCs w:val="24"/>
-        </w:rPr>
-      </w:pPr>
-      <w:r>
-        <w:rPr>
-          <w:rFonts w:ascii="Times New Roman" w:hAnsi="Times New Roman" w:cs="Times New Roman"/>
-          <w:b/>
-          <w:sz w:val="24"/>
-          <w:szCs w:val="24"/>
-        </w:rPr>
-        <w:t>IN PARTIAL FULFILLMENT OF THE REQUIREMENTS FOR THE AWARD OF NATIONAL DIPLOMA (ND) IN COMPUTER SCIENCE</w:t>
-      </w:r>
-    </w:p>
-    <w:p>
-      <w:pPr>
-        <w:spacing w:after="0"/>
-        <w:jc w:val="center"/>
-        <w:rPr>
-          <w:rFonts w:ascii="Times New Roman" w:hAnsi="Times New Roman" w:cs="Times New Roman"/>
-          <w:b/>
-          <w:sz w:val="24"/>
-          <w:szCs w:val="24"/>
-        </w:rPr>
-      </w:pPr>
-    </w:p>
-    <w:p>
-      <w:pPr>
-        <w:spacing w:after="0"/>
-        <w:jc w:val="center"/>
-        <w:rPr>
-          <w:rFonts w:ascii="Times New Roman" w:hAnsi="Times New Roman" w:cs="Times New Roman"/>
-          <w:b/>
-          <w:sz w:val="24"/>
-          <w:szCs w:val="24"/>
-        </w:rPr>
-      </w:pPr>
-    </w:p>
-    <w:p>
-      <w:pPr>
-        <w:spacing w:after="0" w:line="240" w:lineRule="auto"/>
-        <w:rPr>
-          <w:rFonts w:ascii="Times New Roman" w:hAnsi="Times New Roman" w:cs="Times New Roman"/>
-          <w:sz w:val="24"/>
-          <w:szCs w:val="24"/>
-        </w:rPr>
-      </w:pPr>
-    </w:p>
-    <w:p>
-      <w:pPr>
-        <w:spacing w:after="0" w:line="240" w:lineRule="auto"/>
-        <w:rPr>
-          <w:rFonts w:ascii="Times New Roman" w:hAnsi="Times New Roman" w:cs="Times New Roman"/>
-          <w:sz w:val="24"/>
-          <w:szCs w:val="24"/>
-        </w:rPr>
-      </w:pPr>
-    </w:p>
-    <w:p>
-      <w:pPr>
-        <w:spacing w:after="0" w:line="240" w:lineRule="auto"/>
-        <w:rPr>
-          <w:rFonts w:ascii="Times New Roman" w:hAnsi="Times New Roman" w:cs="Times New Roman"/>
-          <w:sz w:val="24"/>
-          <w:szCs w:val="24"/>
-        </w:rPr>
-      </w:pPr>
-    </w:p>
-    <w:p>
-      <w:pPr>
-        <w:spacing w:after="0" w:line="240" w:lineRule="auto"/>
-        <w:rPr>
-          <w:rFonts w:ascii="Times New Roman" w:hAnsi="Times New Roman" w:cs="Times New Roman"/>
-          <w:sz w:val="24"/>
-          <w:szCs w:val="24"/>
-        </w:rPr>
-      </w:pPr>
-    </w:p>
-    <w:p>
-      <w:pPr>
-        <w:spacing w:after="0"/>
-        <w:jc w:val="center"/>
-        <w:rPr>
-          <w:rFonts w:ascii="Times New Roman" w:hAnsi="Times New Roman" w:cs="Times New Roman"/>
-          <w:b/>
-          <w:sz w:val="24"/>
-          <w:szCs w:val="24"/>
-        </w:rPr>
-      </w:pPr>
-    </w:p>
-    <w:p>
-      <w:pPr>
-        <w:spacing w:after="0"/>
-        <w:jc w:val="right"/>
-        <w:rPr>
-          <w:rFonts w:ascii="Times New Roman" w:hAnsi="Times New Roman" w:cs="Times New Roman"/>
-          <w:b/>
-          <w:sz w:val="24"/>
-          <w:szCs w:val="24"/>
-        </w:rPr>
-      </w:pPr>
-      <w:r>
-        <w:rPr>
-          <w:rFonts w:ascii="Times New Roman" w:hAnsi="Times New Roman" w:cs="Times New Roman"/>
-          <w:b/>
-          <w:caps/>
-          <w:sz w:val="24"/>
-          <w:szCs w:val="24"/>
-        </w:rPr>
-        <w:t>AUGUST</w:t>
-      </w:r>
-      <w:r>
-        <w:rPr>
-          <w:rFonts w:ascii="Times New Roman" w:hAnsi="Times New Roman" w:cs="Times New Roman"/>
-          <w:b/>
-          <w:sz w:val="24"/>
-          <w:szCs w:val="24"/>
-        </w:rPr>
-        <w:t>, 2023</w:t>
-      </w:r>
-    </w:p>
-    <w:p>
-      <w:pPr>
-        <w:spacing w:after="0"/>
-        <w:jc w:val="both"/>
-        <w:rPr>
-          <w:rFonts w:ascii="Times New Roman" w:hAnsi="Times New Roman" w:cs="Times New Roman"/>
-          <w:sz w:val="24"/>
-          <w:szCs w:val="24"/>
-        </w:rPr>
-      </w:pPr>
-    </w:p>
-    <w:p>
-      <w:pPr>
-        <w:rPr>
-          <w:rFonts w:ascii="Times New Roman" w:hAnsi="Times New Roman" w:cs="Times New Roman"/>
-          <w:b/>
-          <w:sz w:val="24"/>
-          <w:szCs w:val="24"/>
-        </w:rPr>
-      </w:pPr>
-      <w:r>
-        <w:rPr>
-          <w:rFonts w:ascii="Times New Roman" w:hAnsi="Times New Roman" w:cs="Times New Roman"/>
-          <w:b/>
-          <w:sz w:val="24"/>
-          <w:szCs w:val="24"/>
-        </w:rPr>
-        <w:br w:type="page"/>
-      </w:r>
-    </w:p>
-    <w:p>
-      <w:pPr>
-        <w:spacing w:line="480" w:lineRule="auto"/>
         <w:rPr>
           <w:rFonts w:ascii="Times New Roman" w:hAnsi="Times New Roman" w:cs="Times New Roman"/>
           <w:b/>
@@ -1171,173 +574,788 @@
           <w:pgMar w:top="1440" w:right="1440" w:bottom="1080" w:left="1440" w:header="720" w:footer="432" w:gutter="0"/>
           <w:pgNumType w:fmt="lowerRoman"/>
           <w:cols w:space="720"/>
+          <w:docGrid w:linePitch="360"/>
+        </w:sectPr>
+      </w:pPr>
+    </w:p>
+    <w:p>
+      <w:pPr>
+        <w:spacing w:after="0"/>
+        <w:jc w:val="center"/>
+        <w:rPr>
+          <w:rFonts w:ascii="Times New Roman" w:hAnsi="Times New Roman" w:cs="Times New Roman"/>
+          <w:b/>
+          <w:sz w:val="24"/>
+          <w:szCs w:val="24"/>
+        </w:rPr>
+      </w:pPr>
+      <w:r>
+        <w:rPr>
+          <w:rFonts w:ascii="Times New Roman" w:hAnsi="Times New Roman" w:cs="Times New Roman"/>
+          <w:b/>
+          <w:sz w:val="24"/>
+          <w:szCs w:val="24"/>
+        </w:rPr>
+        <w:lastRenderedPageBreak/>
+        <w:t>IMPACT OF WEB LECTURING TECHNOLOGY ON STUDENTS</w:t>
+      </w:r>
+    </w:p>
+    <w:p>
+      <w:pPr>
+        <w:spacing w:after="0" w:line="240" w:lineRule="auto"/>
+        <w:jc w:val="center"/>
+        <w:rPr>
+          <w:rFonts w:ascii="Times New Roman" w:hAnsi="Times New Roman" w:cs="Times New Roman"/>
+          <w:b/>
+          <w:sz w:val="24"/>
+          <w:szCs w:val="24"/>
+        </w:rPr>
+      </w:pPr>
+    </w:p>
+    <w:p>
+      <w:pPr>
+        <w:spacing w:after="0" w:line="240" w:lineRule="auto"/>
+        <w:jc w:val="center"/>
+        <w:rPr>
+          <w:rFonts w:ascii="Times New Roman" w:hAnsi="Times New Roman" w:cs="Times New Roman"/>
+          <w:b/>
+          <w:sz w:val="24"/>
+          <w:szCs w:val="24"/>
+        </w:rPr>
+      </w:pPr>
+    </w:p>
+    <w:p>
+      <w:pPr>
+        <w:spacing w:after="0" w:line="240" w:lineRule="auto"/>
+        <w:jc w:val="center"/>
+        <w:rPr>
+          <w:rFonts w:ascii="Times New Roman" w:hAnsi="Times New Roman" w:cs="Times New Roman"/>
+          <w:b/>
+          <w:sz w:val="24"/>
+          <w:szCs w:val="24"/>
+        </w:rPr>
+      </w:pPr>
+    </w:p>
+    <w:p>
+      <w:pPr>
+        <w:spacing w:after="0"/>
+        <w:jc w:val="center"/>
+        <w:rPr>
+          <w:rFonts w:ascii="Times New Roman" w:hAnsi="Times New Roman" w:cs="Times New Roman"/>
+          <w:b/>
+          <w:sz w:val="24"/>
+          <w:szCs w:val="24"/>
+        </w:rPr>
+      </w:pPr>
+    </w:p>
+    <w:p>
+      <w:pPr>
+        <w:spacing w:after="0"/>
+        <w:jc w:val="center"/>
+        <w:rPr>
+          <w:rFonts w:ascii="Times New Roman" w:hAnsi="Times New Roman" w:cs="Times New Roman"/>
+          <w:b/>
+          <w:sz w:val="24"/>
+          <w:szCs w:val="24"/>
+        </w:rPr>
+      </w:pPr>
+    </w:p>
+    <w:p>
+      <w:pPr>
+        <w:spacing w:after="0"/>
+        <w:jc w:val="center"/>
+        <w:rPr>
+          <w:rFonts w:ascii="Times New Roman" w:hAnsi="Times New Roman" w:cs="Times New Roman"/>
+          <w:b/>
+          <w:sz w:val="24"/>
+          <w:szCs w:val="24"/>
+        </w:rPr>
+      </w:pPr>
+    </w:p>
+    <w:p>
+      <w:pPr>
+        <w:spacing w:after="0"/>
+        <w:jc w:val="center"/>
+        <w:rPr>
+          <w:rFonts w:ascii="Times New Roman" w:hAnsi="Times New Roman" w:cs="Times New Roman"/>
+          <w:b/>
+          <w:sz w:val="24"/>
+          <w:szCs w:val="24"/>
+        </w:rPr>
+      </w:pPr>
+    </w:p>
+    <w:p>
+      <w:pPr>
+        <w:spacing w:after="0"/>
+        <w:jc w:val="center"/>
+        <w:rPr>
+          <w:rFonts w:ascii="Times New Roman" w:hAnsi="Times New Roman" w:cs="Times New Roman"/>
+          <w:b/>
+          <w:sz w:val="24"/>
+          <w:szCs w:val="24"/>
+        </w:rPr>
+      </w:pPr>
+    </w:p>
+    <w:p>
+      <w:pPr>
+        <w:spacing w:after="0"/>
+        <w:jc w:val="center"/>
+        <w:rPr>
+          <w:rFonts w:ascii="Times New Roman" w:hAnsi="Times New Roman" w:cs="Times New Roman"/>
+          <w:b/>
+          <w:sz w:val="24"/>
+          <w:szCs w:val="24"/>
+        </w:rPr>
+      </w:pPr>
+    </w:p>
+    <w:p>
+      <w:pPr>
+        <w:spacing w:after="0"/>
+        <w:jc w:val="center"/>
+        <w:rPr>
+          <w:rFonts w:ascii="Times New Roman" w:hAnsi="Times New Roman" w:cs="Times New Roman"/>
+          <w:b/>
+          <w:sz w:val="24"/>
+          <w:szCs w:val="24"/>
+        </w:rPr>
+      </w:pPr>
+    </w:p>
+    <w:p>
+      <w:pPr>
+        <w:spacing w:after="0"/>
+        <w:jc w:val="center"/>
+        <w:rPr>
+          <w:rFonts w:ascii="Times New Roman" w:hAnsi="Times New Roman" w:cs="Times New Roman"/>
+          <w:b/>
+          <w:sz w:val="24"/>
+          <w:szCs w:val="24"/>
+        </w:rPr>
+      </w:pPr>
+    </w:p>
+    <w:p>
+      <w:pPr>
+        <w:spacing w:after="0"/>
+        <w:jc w:val="center"/>
+        <w:rPr>
+          <w:rFonts w:ascii="Times New Roman" w:hAnsi="Times New Roman" w:cs="Times New Roman"/>
+          <w:b/>
+          <w:sz w:val="24"/>
+          <w:szCs w:val="24"/>
+        </w:rPr>
+      </w:pPr>
+    </w:p>
+    <w:p>
+      <w:pPr>
+        <w:spacing w:after="0"/>
+        <w:jc w:val="center"/>
+        <w:rPr>
+          <w:rFonts w:ascii="Times New Roman" w:hAnsi="Times New Roman" w:cs="Times New Roman"/>
+          <w:b/>
+          <w:sz w:val="24"/>
+          <w:szCs w:val="24"/>
+        </w:rPr>
+      </w:pPr>
+    </w:p>
+    <w:p>
+      <w:pPr>
+        <w:spacing w:after="0"/>
+        <w:jc w:val="center"/>
+        <w:rPr>
+          <w:rFonts w:ascii="Times New Roman" w:hAnsi="Times New Roman" w:cs="Times New Roman"/>
+          <w:b/>
+          <w:sz w:val="24"/>
+          <w:szCs w:val="24"/>
+        </w:rPr>
+      </w:pPr>
+    </w:p>
+    <w:p>
+      <w:pPr>
+        <w:spacing w:after="0"/>
+        <w:jc w:val="center"/>
+        <w:rPr>
+          <w:rFonts w:ascii="Times New Roman" w:hAnsi="Times New Roman" w:cs="Times New Roman"/>
+          <w:b/>
+          <w:sz w:val="24"/>
+          <w:szCs w:val="24"/>
+        </w:rPr>
+      </w:pPr>
+    </w:p>
+    <w:p>
+      <w:pPr>
+        <w:spacing w:after="0"/>
+        <w:jc w:val="center"/>
+        <w:rPr>
+          <w:rFonts w:ascii="Times New Roman" w:hAnsi="Times New Roman" w:cs="Times New Roman"/>
+          <w:b/>
+          <w:sz w:val="24"/>
+          <w:szCs w:val="24"/>
+        </w:rPr>
+      </w:pPr>
+    </w:p>
+    <w:p>
+      <w:pPr>
+        <w:spacing w:after="0"/>
+        <w:jc w:val="center"/>
+        <w:rPr>
+          <w:rFonts w:ascii="Times New Roman" w:hAnsi="Times New Roman" w:cs="Times New Roman"/>
+          <w:b/>
+          <w:sz w:val="24"/>
+          <w:szCs w:val="24"/>
+        </w:rPr>
+      </w:pPr>
+    </w:p>
+    <w:p>
+      <w:pPr>
+        <w:spacing w:after="0"/>
+        <w:jc w:val="center"/>
+        <w:rPr>
+          <w:rFonts w:ascii="Times New Roman" w:hAnsi="Times New Roman" w:cs="Times New Roman"/>
+          <w:b/>
+          <w:sz w:val="24"/>
+          <w:szCs w:val="24"/>
+        </w:rPr>
+      </w:pPr>
+    </w:p>
+    <w:p>
+      <w:pPr>
+        <w:spacing w:after="0"/>
+        <w:jc w:val="center"/>
+        <w:rPr>
+          <w:rFonts w:ascii="Times New Roman" w:hAnsi="Times New Roman" w:cs="Times New Roman"/>
+          <w:b/>
+          <w:sz w:val="24"/>
+          <w:szCs w:val="24"/>
+        </w:rPr>
+      </w:pPr>
+    </w:p>
+    <w:p>
+      <w:pPr>
+        <w:spacing w:after="0"/>
+        <w:jc w:val="center"/>
+        <w:rPr>
+          <w:rFonts w:ascii="Times New Roman" w:hAnsi="Times New Roman" w:cs="Times New Roman"/>
+          <w:b/>
+          <w:sz w:val="24"/>
+          <w:szCs w:val="24"/>
+        </w:rPr>
+      </w:pPr>
+      <w:r>
+        <w:rPr>
+          <w:rFonts w:ascii="Times New Roman" w:hAnsi="Times New Roman" w:cs="Times New Roman"/>
+          <w:b/>
+          <w:sz w:val="24"/>
+          <w:szCs w:val="24"/>
+        </w:rPr>
+        <w:t xml:space="preserve">MOSES AUDU </w:t>
+      </w:r>
+    </w:p>
+    <w:p>
+      <w:pPr>
+        <w:spacing w:after="0"/>
+        <w:jc w:val="center"/>
+        <w:rPr>
+          <w:rFonts w:ascii="Times New Roman" w:hAnsi="Times New Roman" w:cs="Times New Roman"/>
+          <w:b/>
+          <w:sz w:val="24"/>
+          <w:szCs w:val="24"/>
+        </w:rPr>
+      </w:pPr>
+      <w:r>
+        <w:rPr>
+          <w:rFonts w:ascii="Times New Roman" w:hAnsi="Times New Roman" w:cs="Times New Roman"/>
+          <w:b/>
+          <w:sz w:val="24"/>
+          <w:szCs w:val="24"/>
+        </w:rPr>
+        <w:t xml:space="preserve"> (ST/CS/ND/21/027)</w:t>
+      </w:r>
+    </w:p>
+    <w:p>
+      <w:pPr>
+        <w:spacing w:after="0"/>
+        <w:jc w:val="center"/>
+        <w:rPr>
+          <w:rFonts w:ascii="Times New Roman" w:hAnsi="Times New Roman" w:cs="Times New Roman"/>
+          <w:b/>
+          <w:sz w:val="24"/>
+          <w:szCs w:val="24"/>
+        </w:rPr>
+      </w:pPr>
+    </w:p>
+    <w:p>
+      <w:pPr>
+        <w:spacing w:after="0"/>
+        <w:jc w:val="center"/>
+        <w:rPr>
+          <w:rFonts w:ascii="Times New Roman" w:hAnsi="Times New Roman" w:cs="Times New Roman"/>
+          <w:b/>
+          <w:sz w:val="24"/>
+          <w:szCs w:val="24"/>
+        </w:rPr>
+      </w:pPr>
+    </w:p>
+    <w:p>
+      <w:pPr>
+        <w:spacing w:after="0"/>
+        <w:jc w:val="center"/>
+        <w:rPr>
+          <w:rFonts w:ascii="Times New Roman" w:hAnsi="Times New Roman" w:cs="Times New Roman"/>
+          <w:b/>
+          <w:sz w:val="24"/>
+          <w:szCs w:val="24"/>
+        </w:rPr>
+      </w:pPr>
+    </w:p>
+    <w:p>
+      <w:pPr>
+        <w:spacing w:after="0" w:line="240" w:lineRule="auto"/>
+        <w:rPr>
+          <w:rFonts w:ascii="Times New Roman" w:hAnsi="Times New Roman" w:cs="Times New Roman"/>
+          <w:sz w:val="24"/>
+          <w:szCs w:val="24"/>
+        </w:rPr>
+      </w:pPr>
+    </w:p>
+    <w:p>
+      <w:pPr>
+        <w:spacing w:after="0"/>
+        <w:jc w:val="center"/>
+        <w:rPr>
+          <w:rFonts w:ascii="Times New Roman" w:hAnsi="Times New Roman" w:cs="Times New Roman"/>
+          <w:b/>
+          <w:sz w:val="24"/>
+          <w:szCs w:val="24"/>
+        </w:rPr>
+      </w:pPr>
+    </w:p>
+    <w:p>
+      <w:pPr>
+        <w:spacing w:after="0"/>
+        <w:jc w:val="center"/>
+        <w:rPr>
+          <w:rFonts w:ascii="Times New Roman" w:hAnsi="Times New Roman" w:cs="Times New Roman"/>
+          <w:b/>
+          <w:sz w:val="24"/>
+          <w:szCs w:val="24"/>
+        </w:rPr>
+      </w:pPr>
+    </w:p>
+    <w:p>
+      <w:pPr>
+        <w:spacing w:after="0"/>
+        <w:jc w:val="center"/>
+        <w:rPr>
+          <w:rFonts w:ascii="Times New Roman" w:hAnsi="Times New Roman" w:cs="Times New Roman"/>
+          <w:b/>
+          <w:sz w:val="24"/>
+          <w:szCs w:val="24"/>
+        </w:rPr>
+      </w:pPr>
+    </w:p>
+    <w:p>
+      <w:pPr>
+        <w:spacing w:after="0"/>
+        <w:jc w:val="center"/>
+        <w:rPr>
+          <w:rFonts w:ascii="Times New Roman" w:hAnsi="Times New Roman" w:cs="Times New Roman"/>
+          <w:b/>
+          <w:sz w:val="24"/>
+          <w:szCs w:val="24"/>
+        </w:rPr>
+      </w:pPr>
+      <w:r>
+        <w:rPr>
+          <w:rFonts w:ascii="Times New Roman" w:hAnsi="Times New Roman" w:cs="Times New Roman"/>
+          <w:b/>
+          <w:sz w:val="24"/>
+          <w:szCs w:val="24"/>
+        </w:rPr>
+        <w:t xml:space="preserve">A SEMINAR </w:t>
+      </w:r>
+      <w:bookmarkStart w:id="1" w:name="_GoBack"/>
+      <w:bookmarkEnd w:id="1"/>
+      <w:r>
+        <w:rPr>
+          <w:rFonts w:ascii="Times New Roman" w:hAnsi="Times New Roman" w:cs="Times New Roman"/>
+          <w:b/>
+          <w:sz w:val="24"/>
+          <w:szCs w:val="24"/>
+        </w:rPr>
+        <w:t>PRESENTED TO THE DEPARTMENT OF COMPUTER SCIENCE, SCHOOL OF SCIENCE AND TECHNOLOGY, FEDERAL POLYTECHNIC MUBI, ADAMAWA STATE, NIGERIA</w:t>
+      </w:r>
+    </w:p>
+    <w:p>
+      <w:pPr>
+        <w:spacing w:after="0"/>
+        <w:ind w:firstLineChars="200" w:firstLine="482"/>
+        <w:jc w:val="center"/>
+        <w:rPr>
+          <w:rFonts w:ascii="Times New Roman" w:hAnsi="Times New Roman" w:cs="Times New Roman"/>
+          <w:b/>
+          <w:sz w:val="24"/>
+          <w:szCs w:val="24"/>
+        </w:rPr>
+      </w:pPr>
+    </w:p>
+    <w:p>
+      <w:pPr>
+        <w:spacing w:after="0"/>
+        <w:ind w:firstLineChars="200" w:firstLine="482"/>
+        <w:jc w:val="center"/>
+        <w:rPr>
+          <w:rFonts w:ascii="Times New Roman" w:hAnsi="Times New Roman" w:cs="Times New Roman"/>
+          <w:b/>
+          <w:sz w:val="24"/>
+          <w:szCs w:val="24"/>
+        </w:rPr>
+      </w:pPr>
+    </w:p>
+    <w:p>
+      <w:pPr>
+        <w:spacing w:after="0" w:line="240" w:lineRule="auto"/>
+        <w:jc w:val="center"/>
+        <w:rPr>
+          <w:rFonts w:ascii="Times New Roman" w:hAnsi="Times New Roman" w:cs="Times New Roman"/>
+          <w:b/>
+          <w:sz w:val="24"/>
+          <w:szCs w:val="24"/>
+        </w:rPr>
+      </w:pPr>
+      <w:r>
+        <w:rPr>
+          <w:rFonts w:ascii="Times New Roman" w:hAnsi="Times New Roman" w:cs="Times New Roman"/>
+          <w:b/>
+          <w:sz w:val="24"/>
+          <w:szCs w:val="24"/>
+        </w:rPr>
+        <w:t>IN PARTIAL FULFILLMENT OF THE REQUIREMENTS FOR THE AWARD OF NATIONAL DIPLOMA (ND) IN COMPUTER SCIENCE</w:t>
+      </w:r>
+    </w:p>
+    <w:p>
+      <w:pPr>
+        <w:spacing w:after="0"/>
+        <w:jc w:val="center"/>
+        <w:rPr>
+          <w:rFonts w:ascii="Times New Roman" w:hAnsi="Times New Roman" w:cs="Times New Roman"/>
+          <w:b/>
+          <w:sz w:val="24"/>
+          <w:szCs w:val="24"/>
+        </w:rPr>
+      </w:pPr>
+    </w:p>
+    <w:p>
+      <w:pPr>
+        <w:spacing w:after="0" w:line="240" w:lineRule="auto"/>
+        <w:rPr>
+          <w:rFonts w:ascii="Times New Roman" w:hAnsi="Times New Roman" w:cs="Times New Roman"/>
+          <w:sz w:val="24"/>
+          <w:szCs w:val="24"/>
+        </w:rPr>
+      </w:pPr>
+    </w:p>
+    <w:p>
+      <w:pPr>
+        <w:spacing w:after="0" w:line="240" w:lineRule="auto"/>
+        <w:rPr>
+          <w:rFonts w:ascii="Times New Roman" w:hAnsi="Times New Roman" w:cs="Times New Roman"/>
+          <w:sz w:val="24"/>
+          <w:szCs w:val="24"/>
+        </w:rPr>
+      </w:pPr>
+    </w:p>
+    <w:p>
+      <w:pPr>
+        <w:spacing w:after="0" w:line="240" w:lineRule="auto"/>
+        <w:rPr>
+          <w:rFonts w:ascii="Times New Roman" w:hAnsi="Times New Roman" w:cs="Times New Roman"/>
+          <w:sz w:val="24"/>
+          <w:szCs w:val="24"/>
+        </w:rPr>
+      </w:pPr>
+    </w:p>
+    <w:p>
+      <w:pPr>
+        <w:spacing w:after="0" w:line="240" w:lineRule="auto"/>
+        <w:rPr>
+          <w:rFonts w:ascii="Times New Roman" w:hAnsi="Times New Roman" w:cs="Times New Roman"/>
+          <w:sz w:val="24"/>
+          <w:szCs w:val="24"/>
+        </w:rPr>
+      </w:pPr>
+    </w:p>
+    <w:p>
+      <w:pPr>
+        <w:spacing w:after="0"/>
+        <w:jc w:val="center"/>
+        <w:rPr>
+          <w:rFonts w:ascii="Times New Roman" w:hAnsi="Times New Roman" w:cs="Times New Roman"/>
+          <w:b/>
+          <w:sz w:val="24"/>
+          <w:szCs w:val="24"/>
+        </w:rPr>
+      </w:pPr>
+    </w:p>
+    <w:p>
+      <w:pPr>
+        <w:spacing w:after="0"/>
+        <w:jc w:val="right"/>
+        <w:rPr>
+          <w:rFonts w:ascii="Times New Roman" w:hAnsi="Times New Roman" w:cs="Times New Roman"/>
+          <w:b/>
+          <w:sz w:val="24"/>
+          <w:szCs w:val="24"/>
+        </w:rPr>
+      </w:pPr>
+      <w:r>
+        <w:rPr>
+          <w:rFonts w:ascii="Times New Roman" w:hAnsi="Times New Roman" w:cs="Times New Roman"/>
+          <w:b/>
+          <w:caps/>
+          <w:sz w:val="24"/>
+          <w:szCs w:val="24"/>
+        </w:rPr>
+        <w:t>AUGUST</w:t>
+      </w:r>
+      <w:r>
+        <w:rPr>
+          <w:rFonts w:ascii="Times New Roman" w:hAnsi="Times New Roman" w:cs="Times New Roman"/>
+          <w:b/>
+          <w:sz w:val="24"/>
+          <w:szCs w:val="24"/>
+        </w:rPr>
+        <w:t>, 2023</w:t>
+      </w:r>
+    </w:p>
+    <w:p>
+      <w:pPr>
+        <w:spacing w:after="0"/>
+        <w:jc w:val="both"/>
+        <w:rPr>
+          <w:rFonts w:ascii="Times New Roman" w:hAnsi="Times New Roman" w:cs="Times New Roman"/>
+          <w:sz w:val="24"/>
+          <w:szCs w:val="24"/>
+        </w:rPr>
+      </w:pPr>
+    </w:p>
+    <w:p>
+      <w:pPr>
+        <w:rPr>
+          <w:rFonts w:ascii="Times New Roman" w:hAnsi="Times New Roman" w:cs="Times New Roman"/>
+          <w:b/>
+          <w:sz w:val="24"/>
+          <w:szCs w:val="24"/>
+        </w:rPr>
+      </w:pPr>
+      <w:r>
+        <w:rPr>
+          <w:rFonts w:ascii="Times New Roman" w:hAnsi="Times New Roman" w:cs="Times New Roman"/>
+          <w:b/>
+          <w:sz w:val="24"/>
+          <w:szCs w:val="24"/>
+        </w:rPr>
+        <w:br w:type="page"/>
+      </w:r>
+    </w:p>
+    <w:p>
+      <w:pPr>
+        <w:rPr>
+          <w:rFonts w:ascii="Times New Roman" w:hAnsi="Times New Roman" w:cs="Times New Roman"/>
+          <w:b/>
+          <w:sz w:val="24"/>
+          <w:szCs w:val="24"/>
+        </w:rPr>
+      </w:pPr>
+      <w:r>
+        <w:rPr>
+          <w:rFonts w:ascii="Times New Roman" w:hAnsi="Times New Roman" w:cs="Times New Roman"/>
+          <w:b/>
+          <w:sz w:val="24"/>
+          <w:szCs w:val="24"/>
+        </w:rPr>
+        <w:lastRenderedPageBreak/>
+        <w:t>Abstract</w:t>
+      </w:r>
+    </w:p>
+    <w:p>
+      <w:pPr>
+        <w:spacing w:line="240" w:lineRule="auto"/>
+        <w:jc w:val="both"/>
+        <w:rPr>
+          <w:rFonts w:ascii="Times New Roman" w:hAnsi="Times New Roman" w:cs="Times New Roman"/>
+          <w:i/>
+          <w:sz w:val="24"/>
+          <w:szCs w:val="24"/>
+        </w:rPr>
+      </w:pPr>
+      <w:r>
+        <w:rPr>
+          <w:rFonts w:ascii="Times New Roman" w:hAnsi="Times New Roman" w:cs="Times New Roman"/>
+          <w:i/>
+          <w:sz w:val="24"/>
+        </w:rPr>
+        <w:t xml:space="preserve">Web lecturing technology has emerged as a transformative force in the field of education, revolutionizing the way </w:t>
+      </w:r>
+      <w:proofErr w:type="gramStart"/>
+      <w:r>
+        <w:rPr>
+          <w:rFonts w:ascii="Times New Roman" w:hAnsi="Times New Roman" w:cs="Times New Roman"/>
+          <w:i/>
+          <w:sz w:val="24"/>
+        </w:rPr>
+        <w:t>students</w:t>
+      </w:r>
+      <w:proofErr w:type="gramEnd"/>
+      <w:r>
+        <w:rPr>
+          <w:rFonts w:ascii="Times New Roman" w:hAnsi="Times New Roman" w:cs="Times New Roman"/>
+          <w:i/>
+          <w:sz w:val="24"/>
+        </w:rPr>
+        <w:t xml:space="preserve"> access and engage with academic content. With recent advancements in digital technologies, web-based learning platforms have become increasingly prevalent and accessible.</w:t>
+      </w:r>
+      <w:r>
+        <w:rPr>
+          <w:rFonts w:ascii="Segoe UI" w:hAnsi="Segoe UI" w:cs="Segoe UI"/>
+          <w:color w:val="374151"/>
+          <w:sz w:val="24"/>
+          <w:shd w:val="clear" w:color="auto" w:fill="F7F7F8"/>
+        </w:rPr>
+        <w:t xml:space="preserve"> </w:t>
+      </w:r>
+      <w:r>
+        <w:rPr>
+          <w:rFonts w:ascii="Times New Roman" w:hAnsi="Times New Roman" w:cs="Times New Roman"/>
+          <w:i/>
+          <w:sz w:val="24"/>
+          <w:szCs w:val="24"/>
+        </w:rPr>
+        <w:t>Technology is fast developing in our today’s world, which has made the world a global village. The uptake of web lecturing technologies for the recording and delivering of live lectures has increased markedly in recent years. Student have responded positively, and for many the use of web lecturing technology has transformed learning free and freeing them up form rigid timetable by providing choice in lecture attendance and supporting. Less transformed has been the impact on teaching. Although changing in attendance patterns matters. The technologies have been added on, rather than integrated into the curriculum.</w:t>
+      </w:r>
+    </w:p>
+    <w:p>
+      <w:pPr>
+        <w:spacing w:line="360" w:lineRule="auto"/>
+        <w:jc w:val="both"/>
+        <w:rPr>
+          <w:rFonts w:ascii="Times New Roman" w:hAnsi="Times New Roman" w:cs="Times New Roman"/>
+          <w:sz w:val="24"/>
+        </w:rPr>
+      </w:pPr>
+      <w:r>
+        <w:rPr>
+          <w:rFonts w:ascii="Times New Roman" w:hAnsi="Times New Roman" w:cs="Times New Roman"/>
+          <w:b/>
+          <w:sz w:val="24"/>
+        </w:rPr>
+        <w:t>Keywords</w:t>
+      </w:r>
+      <w:r>
+        <w:rPr>
+          <w:rFonts w:ascii="Times New Roman" w:hAnsi="Times New Roman" w:cs="Times New Roman"/>
+          <w:sz w:val="24"/>
+        </w:rPr>
+        <w:t>: Web lecturing technology, online learning, virtual education, flexibility, convenience, self-paced learning</w:t>
+      </w:r>
+      <w:r>
+        <w:rPr>
+          <w:rFonts w:ascii="Times New Roman" w:hAnsi="Times New Roman" w:cs="Times New Roman"/>
+          <w:sz w:val="24"/>
+        </w:rPr>
+        <w:t>.</w:t>
+      </w:r>
+    </w:p>
+    <w:p>
+      <w:pPr>
+        <w:spacing w:line="360" w:lineRule="auto"/>
+        <w:jc w:val="both"/>
+        <w:rPr>
+          <w:rFonts w:ascii="Times New Roman" w:hAnsi="Times New Roman" w:cs="Times New Roman"/>
+          <w:sz w:val="24"/>
+          <w:szCs w:val="24"/>
+        </w:rPr>
+      </w:pPr>
+    </w:p>
+    <w:p>
+      <w:pPr>
+        <w:spacing w:line="360" w:lineRule="auto"/>
+        <w:jc w:val="both"/>
+        <w:rPr>
+          <w:rFonts w:ascii="Times New Roman" w:hAnsi="Times New Roman" w:cs="Times New Roman"/>
+          <w:b/>
+          <w:sz w:val="24"/>
+          <w:szCs w:val="24"/>
+        </w:rPr>
+      </w:pPr>
+    </w:p>
+    <w:p>
+      <w:pPr>
+        <w:spacing w:line="360" w:lineRule="auto"/>
+        <w:jc w:val="both"/>
+        <w:rPr>
+          <w:rFonts w:ascii="Times New Roman" w:hAnsi="Times New Roman" w:cs="Times New Roman"/>
+          <w:b/>
+          <w:sz w:val="24"/>
+          <w:szCs w:val="24"/>
+        </w:rPr>
+      </w:pPr>
+    </w:p>
+    <w:p>
+      <w:pPr>
+        <w:spacing w:line="360" w:lineRule="auto"/>
+        <w:jc w:val="both"/>
+        <w:rPr>
+          <w:rFonts w:ascii="Times New Roman" w:hAnsi="Times New Roman" w:cs="Times New Roman"/>
+          <w:b/>
+          <w:sz w:val="24"/>
+          <w:szCs w:val="24"/>
+        </w:rPr>
+      </w:pPr>
+    </w:p>
+    <w:p>
+      <w:pPr>
+        <w:rPr>
+          <w:rFonts w:ascii="Times New Roman" w:hAnsi="Times New Roman" w:cs="Times New Roman"/>
+          <w:sz w:val="24"/>
+          <w:szCs w:val="24"/>
+        </w:rPr>
+      </w:pPr>
+    </w:p>
+    <w:p>
+      <w:pPr>
+        <w:rPr>
+          <w:rFonts w:ascii="Times New Roman" w:hAnsi="Times New Roman" w:cs="Times New Roman"/>
+          <w:b/>
+          <w:sz w:val="24"/>
+          <w:szCs w:val="24"/>
+        </w:rPr>
+      </w:pPr>
+      <w:r>
+        <w:rPr>
+          <w:rFonts w:ascii="Times New Roman" w:hAnsi="Times New Roman" w:cs="Times New Roman"/>
+          <w:b/>
+          <w:sz w:val="24"/>
+          <w:szCs w:val="24"/>
+        </w:rPr>
+        <w:br w:type="page"/>
+      </w:r>
+    </w:p>
+    <w:p>
+      <w:pPr>
+        <w:rPr>
+          <w:rFonts w:ascii="Times New Roman" w:hAnsi="Times New Roman" w:cs="Times New Roman"/>
+          <w:b/>
+          <w:sz w:val="24"/>
+          <w:szCs w:val="24"/>
+        </w:rPr>
+        <w:sectPr>
+          <w:pgSz w:w="11906" w:h="16838" w:code="9"/>
+          <w:pgMar w:top="1440" w:right="1440" w:bottom="1080" w:left="1440" w:header="720" w:footer="432" w:gutter="0"/>
+          <w:pgNumType w:fmt="lowerRoman" w:start="1"/>
+          <w:cols w:space="720"/>
           <w:titlePg/>
           <w:docGrid w:linePitch="360"/>
         </w:sectPr>
       </w:pPr>
-    </w:p>
-    <w:p>
-      <w:pPr>
-        <w:spacing w:line="480" w:lineRule="auto"/>
-        <w:rPr>
-          <w:rFonts w:ascii="Times New Roman" w:hAnsi="Times New Roman" w:cs="Times New Roman"/>
-          <w:b/>
-          <w:sz w:val="24"/>
-          <w:szCs w:val="24"/>
-        </w:rPr>
-      </w:pPr>
-      <w:r>
-        <w:rPr>
-          <w:rFonts w:ascii="Times New Roman" w:hAnsi="Times New Roman" w:cs="Times New Roman"/>
-          <w:b/>
-          <w:sz w:val="24"/>
-          <w:szCs w:val="24"/>
-        </w:rPr>
-        <w:lastRenderedPageBreak/>
-        <w:t>ABSTRACT</w:t>
-      </w:r>
-    </w:p>
-    <w:p>
-      <w:pPr>
-        <w:spacing w:line="240" w:lineRule="auto"/>
-        <w:jc w:val="both"/>
-        <w:rPr>
-          <w:rFonts w:ascii="Times New Roman" w:hAnsi="Times New Roman" w:cs="Times New Roman"/>
-          <w:i/>
-          <w:sz w:val="24"/>
-          <w:szCs w:val="24"/>
-        </w:rPr>
-      </w:pPr>
-      <w:r>
-        <w:rPr>
-          <w:rFonts w:ascii="Times New Roman" w:hAnsi="Times New Roman" w:cs="Times New Roman"/>
-          <w:i/>
-          <w:sz w:val="24"/>
-        </w:rPr>
-        <w:t xml:space="preserve">Web lecturing technology has emerged as a transformative force in the field of education, revolutionizing the way </w:t>
-      </w:r>
-      <w:proofErr w:type="gramStart"/>
-      <w:r>
-        <w:rPr>
-          <w:rFonts w:ascii="Times New Roman" w:hAnsi="Times New Roman" w:cs="Times New Roman"/>
-          <w:i/>
-          <w:sz w:val="24"/>
-        </w:rPr>
-        <w:t>students</w:t>
-      </w:r>
-      <w:proofErr w:type="gramEnd"/>
-      <w:r>
-        <w:rPr>
-          <w:rFonts w:ascii="Times New Roman" w:hAnsi="Times New Roman" w:cs="Times New Roman"/>
-          <w:i/>
-          <w:sz w:val="24"/>
-        </w:rPr>
-        <w:t xml:space="preserve"> access and engage with academic content. With recent advancements in digital technologies, web-based learning platforms have become increasingly prevalent and accessible.</w:t>
-      </w:r>
-      <w:r>
-        <w:rPr>
-          <w:rFonts w:ascii="Segoe UI" w:hAnsi="Segoe UI" w:cs="Segoe UI"/>
-          <w:color w:val="374151"/>
-          <w:sz w:val="24"/>
-          <w:shd w:val="clear" w:color="auto" w:fill="F7F7F8"/>
-        </w:rPr>
-        <w:t xml:space="preserve"> </w:t>
-      </w:r>
-      <w:r>
-        <w:rPr>
-          <w:rFonts w:ascii="Times New Roman" w:hAnsi="Times New Roman" w:cs="Times New Roman"/>
-          <w:i/>
-          <w:sz w:val="24"/>
-          <w:szCs w:val="24"/>
-        </w:rPr>
-        <w:t>Technology is fast developing in our today’s world, which has made the world a global village. The uptake of web lecturing technologies for the recording and delivering of live lectures has increased markedly in recent years. Student have responded positively, and for many the use of web lecturing technology has transformed learning free and freeing them up form rigid timetable by providing choice in lecture attendance and supporting. Less transformed has been the impact on teaching. Although changing in attendance patterns matters. The technologies have been added on, rather than integrated into the curriculum.</w:t>
-      </w:r>
-    </w:p>
-    <w:p>
-      <w:pPr>
-        <w:spacing w:line="360" w:lineRule="auto"/>
-        <w:jc w:val="both"/>
-        <w:rPr>
-          <w:rFonts w:ascii="Times New Roman" w:hAnsi="Times New Roman" w:cs="Times New Roman"/>
-          <w:sz w:val="24"/>
-          <w:szCs w:val="24"/>
-        </w:rPr>
-      </w:pPr>
-    </w:p>
-    <w:p>
-      <w:pPr>
-        <w:spacing w:line="360" w:lineRule="auto"/>
-        <w:jc w:val="both"/>
-        <w:rPr>
-          <w:rFonts w:ascii="Times New Roman" w:hAnsi="Times New Roman" w:cs="Times New Roman"/>
-          <w:sz w:val="24"/>
-          <w:szCs w:val="24"/>
-        </w:rPr>
-      </w:pPr>
-    </w:p>
-    <w:p>
-      <w:pPr>
-        <w:spacing w:line="360" w:lineRule="auto"/>
-        <w:jc w:val="both"/>
-        <w:rPr>
-          <w:rFonts w:ascii="Times New Roman" w:hAnsi="Times New Roman" w:cs="Times New Roman"/>
-          <w:b/>
-          <w:sz w:val="24"/>
-          <w:szCs w:val="24"/>
-        </w:rPr>
-      </w:pPr>
-    </w:p>
-    <w:p>
-      <w:pPr>
-        <w:spacing w:line="360" w:lineRule="auto"/>
-        <w:jc w:val="both"/>
-        <w:rPr>
-          <w:rFonts w:ascii="Times New Roman" w:hAnsi="Times New Roman" w:cs="Times New Roman"/>
-          <w:b/>
-          <w:sz w:val="24"/>
-          <w:szCs w:val="24"/>
-        </w:rPr>
-      </w:pPr>
-    </w:p>
-    <w:p>
-      <w:pPr>
-        <w:spacing w:line="360" w:lineRule="auto"/>
-        <w:jc w:val="both"/>
-        <w:rPr>
-          <w:rFonts w:ascii="Times New Roman" w:hAnsi="Times New Roman" w:cs="Times New Roman"/>
-          <w:b/>
-          <w:sz w:val="24"/>
-          <w:szCs w:val="24"/>
-        </w:rPr>
-      </w:pPr>
-    </w:p>
-    <w:p>
-      <w:pPr>
-        <w:rPr>
-          <w:rFonts w:ascii="Times New Roman" w:hAnsi="Times New Roman" w:cs="Times New Roman"/>
-          <w:sz w:val="24"/>
-          <w:szCs w:val="24"/>
-        </w:rPr>
-      </w:pPr>
-    </w:p>
-    <w:p>
-      <w:pPr>
-        <w:rPr>
-          <w:rFonts w:ascii="Times New Roman" w:hAnsi="Times New Roman" w:cs="Times New Roman"/>
-          <w:b/>
-          <w:sz w:val="24"/>
-          <w:szCs w:val="24"/>
-        </w:rPr>
-      </w:pPr>
-      <w:r>
-        <w:rPr>
-          <w:rFonts w:ascii="Times New Roman" w:hAnsi="Times New Roman" w:cs="Times New Roman"/>
-          <w:b/>
-          <w:sz w:val="24"/>
-          <w:szCs w:val="24"/>
-        </w:rPr>
-        <w:br w:type="page"/>
-      </w:r>
     </w:p>
     <w:p>
       <w:pPr>
@@ -1365,7 +1383,6 @@
         <w:autoSpaceDN w:val="0"/>
         <w:adjustRightInd w:val="0"/>
         <w:spacing w:before="240" w:after="0" w:line="360" w:lineRule="auto"/>
-        <w:ind w:firstLine="720"/>
         <w:jc w:val="both"/>
         <w:rPr>
           <w:rFonts w:ascii="Times New Roman" w:hAnsi="Times New Roman" w:cs="Times New Roman"/>
@@ -1718,7 +1735,6 @@
         <w:autoSpaceDN w:val="0"/>
         <w:adjustRightInd w:val="0"/>
         <w:spacing w:before="240" w:after="0" w:line="360" w:lineRule="auto"/>
-        <w:ind w:firstLine="720"/>
         <w:jc w:val="both"/>
         <w:rPr>
           <w:rFonts w:ascii="Times New Roman" w:hAnsi="Times New Roman" w:cs="Times New Roman"/>
@@ -1860,7 +1876,6 @@
     <w:p>
       <w:pPr>
         <w:spacing w:before="240" w:line="360" w:lineRule="auto"/>
-        <w:ind w:firstLine="720"/>
         <w:jc w:val="both"/>
         <w:rPr>
           <w:rFonts w:ascii="Times New Roman" w:hAnsi="Times New Roman" w:cs="Times New Roman"/>
@@ -2056,7 +2071,6 @@
     <w:p>
       <w:pPr>
         <w:spacing w:before="240" w:line="360" w:lineRule="auto"/>
-        <w:ind w:firstLine="720"/>
         <w:jc w:val="both"/>
         <w:rPr>
           <w:rFonts w:ascii="Times New Roman" w:hAnsi="Times New Roman" w:cs="Times New Roman"/>
@@ -2098,24 +2112,13 @@
         </w:rPr>
         <w:t>.</w:t>
       </w:r>
-    </w:p>
-    <w:p>
-      <w:pPr>
-        <w:spacing w:before="240" w:line="360" w:lineRule="auto"/>
-        <w:jc w:val="both"/>
-        <w:rPr>
-          <w:rFonts w:ascii="Times New Roman" w:hAnsi="Times New Roman" w:cs="Times New Roman"/>
-          <w:sz w:val="24"/>
-          <w:szCs w:val="24"/>
-        </w:rPr>
-      </w:pPr>
-      <w:r>
-        <w:rPr>
-          <w:rFonts w:ascii="Times New Roman" w:hAnsi="Times New Roman" w:cs="Times New Roman"/>
-          <w:sz w:val="24"/>
-          <w:szCs w:val="24"/>
-        </w:rPr>
-        <w:tab/>
+      <w:r>
+        <w:rPr>
+          <w:rFonts w:ascii="Times New Roman" w:hAnsi="Times New Roman" w:cs="Times New Roman"/>
+          <w:sz w:val="24"/>
+          <w:szCs w:val="24"/>
+        </w:rPr>
+        <w:t xml:space="preserve"> </w:t>
       </w:r>
       <w:r>
         <w:rPr>
@@ -2173,7 +2176,7 @@
           <w:sz w:val="24"/>
           <w:szCs w:val="24"/>
         </w:rPr>
-        <w:t xml:space="preserve"> to deliver lecture content to external </w:t>
+        <w:t xml:space="preserve"> to deliver lecture content to external students. While the technology was found to be useful for </w:t>
       </w:r>
       <w:r>
         <w:rPr>
@@ -2182,7 +2185,7 @@
           <w:szCs w:val="24"/>
         </w:rPr>
         <w:lastRenderedPageBreak/>
-        <w:t>students. While the technology was found to be useful for external students and catered for those with disabilities, at both institutions, usage statistics indicated an increasing uptake for on-campus flexible delivery. At the University of Newcastle, the reported primary driver had arisen from the implementation of a blended learning model - to a small extent the use of</w:t>
+        <w:t>external students and catered for those with disabilities, at both institutions, usage statistics indicated an increasing uptake for on-campus flexible delivery. At the University of Newcastle, the reported primary driver had arisen from the implementation of a blended learning model - to a small extent the use of</w:t>
       </w:r>
       <w:r>
         <w:rPr>
@@ -2942,16 +2945,7 @@
           <w:sz w:val="24"/>
           <w:szCs w:val="24"/>
         </w:rPr>
-        <w:t>Live and Recorded Lectures:</w:t>
-      </w:r>
-      <w:r>
-        <w:rPr>
-          <w:rFonts w:ascii="Times New Roman" w:hAnsi="Times New Roman" w:cs="Times New Roman"/>
-          <w:b/>
-          <w:sz w:val="24"/>
-          <w:szCs w:val="24"/>
-        </w:rPr>
-        <w:t xml:space="preserve"> </w:t>
+        <w:t xml:space="preserve">Live and Recorded Lectures: </w:t>
       </w:r>
       <w:r>
         <w:rPr>
@@ -3702,16 +3696,7 @@
           <w:sz w:val="24"/>
           <w:szCs w:val="24"/>
         </w:rPr>
-        <w:t>Access to Diverse Learning Resources:</w:t>
-      </w:r>
-      <w:r>
-        <w:rPr>
-          <w:rFonts w:ascii="Times New Roman" w:hAnsi="Times New Roman" w:cs="Times New Roman"/>
-          <w:b/>
-          <w:sz w:val="24"/>
-          <w:szCs w:val="24"/>
-        </w:rPr>
-        <w:t xml:space="preserve"> </w:t>
+        <w:t xml:space="preserve">Access to Diverse Learning Resources: </w:t>
       </w:r>
       <w:r>
         <w:rPr>
@@ -3863,16 +3848,7 @@
           <w:sz w:val="24"/>
           <w:szCs w:val="24"/>
         </w:rPr>
-        <w:t>Environmental Sustainability:</w:t>
-      </w:r>
-      <w:r>
-        <w:rPr>
-          <w:rFonts w:ascii="Times New Roman" w:hAnsi="Times New Roman" w:cs="Times New Roman"/>
-          <w:b/>
-          <w:sz w:val="24"/>
-          <w:szCs w:val="24"/>
-        </w:rPr>
-        <w:t xml:space="preserve"> </w:t>
+        <w:t xml:space="preserve">Environmental Sustainability: </w:t>
       </w:r>
       <w:r>
         <w:rPr>
@@ -3885,6 +3861,420 @@
     </w:p>
     <w:p>
       <w:pPr>
+        <w:spacing w:line="360" w:lineRule="auto"/>
+        <w:jc w:val="both"/>
+        <w:rPr>
+          <w:rFonts w:ascii="Times New Roman" w:hAnsi="Times New Roman" w:cs="Times New Roman"/>
+          <w:b/>
+          <w:sz w:val="24"/>
+        </w:rPr>
+      </w:pPr>
+      <w:r>
+        <w:rPr>
+          <w:rFonts w:ascii="Times New Roman" w:hAnsi="Times New Roman" w:cs="Times New Roman"/>
+          <w:b/>
+          <w:sz w:val="24"/>
+        </w:rPr>
+        <w:t>Advantages of Web Lecturing Technology on Students</w:t>
+      </w:r>
+    </w:p>
+    <w:p>
+      <w:pPr>
+        <w:spacing w:line="360" w:lineRule="auto"/>
+        <w:jc w:val="both"/>
+        <w:rPr>
+          <w:rFonts w:ascii="Times New Roman" w:hAnsi="Times New Roman" w:cs="Times New Roman"/>
+          <w:sz w:val="24"/>
+        </w:rPr>
+      </w:pPr>
+      <w:r>
+        <w:rPr>
+          <w:rFonts w:ascii="Times New Roman" w:hAnsi="Times New Roman" w:cs="Times New Roman"/>
+          <w:b/>
+          <w:sz w:val="24"/>
+        </w:rPr>
+        <w:t>Flexibility and Convenience:</w:t>
+      </w:r>
+      <w:r>
+        <w:rPr>
+          <w:rFonts w:ascii="Times New Roman" w:hAnsi="Times New Roman" w:cs="Times New Roman"/>
+          <w:sz w:val="24"/>
+        </w:rPr>
+        <w:t xml:space="preserve"> Students can access lectures and course materials at their own pace and convenience. This is especially beneficial for working professionals, non-traditional students, and those with other commitments.</w:t>
+      </w:r>
+    </w:p>
+    <w:p>
+      <w:pPr>
+        <w:spacing w:line="360" w:lineRule="auto"/>
+        <w:jc w:val="both"/>
+        <w:rPr>
+          <w:rFonts w:ascii="Times New Roman" w:hAnsi="Times New Roman" w:cs="Times New Roman"/>
+          <w:sz w:val="24"/>
+        </w:rPr>
+      </w:pPr>
+      <w:r>
+        <w:rPr>
+          <w:rFonts w:ascii="Times New Roman" w:hAnsi="Times New Roman" w:cs="Times New Roman"/>
+          <w:b/>
+          <w:sz w:val="24"/>
+        </w:rPr>
+        <w:t>Accessibility:</w:t>
+      </w:r>
+      <w:r>
+        <w:rPr>
+          <w:rFonts w:ascii="Times New Roman" w:hAnsi="Times New Roman" w:cs="Times New Roman"/>
+          <w:sz w:val="24"/>
+        </w:rPr>
+        <w:t xml:space="preserve"> Web lecturing technology allows students from different geographic locations to access quality education without the need to relocate. It increases access to education for individuals who may not have had the opportunity otherwise.</w:t>
+      </w:r>
+    </w:p>
+    <w:p>
+      <w:pPr>
+        <w:spacing w:line="360" w:lineRule="auto"/>
+        <w:jc w:val="both"/>
+        <w:rPr>
+          <w:rFonts w:ascii="Times New Roman" w:hAnsi="Times New Roman" w:cs="Times New Roman"/>
+          <w:sz w:val="24"/>
+        </w:rPr>
+      </w:pPr>
+      <w:r>
+        <w:rPr>
+          <w:rFonts w:ascii="Times New Roman" w:hAnsi="Times New Roman" w:cs="Times New Roman"/>
+          <w:b/>
+          <w:sz w:val="24"/>
+        </w:rPr>
+        <w:t>Diverse Learning Styles:</w:t>
+      </w:r>
+      <w:r>
+        <w:rPr>
+          <w:rFonts w:ascii="Times New Roman" w:hAnsi="Times New Roman" w:cs="Times New Roman"/>
+          <w:sz w:val="24"/>
+        </w:rPr>
+        <w:t xml:space="preserve"> Online platforms often offer various multimedia formats (videos, interactive simulations, text, etc.), catering to different learning preferences and styles.</w:t>
+      </w:r>
+    </w:p>
+    <w:p>
+      <w:pPr>
+        <w:spacing w:line="360" w:lineRule="auto"/>
+        <w:jc w:val="both"/>
+        <w:rPr>
+          <w:rFonts w:ascii="Times New Roman" w:hAnsi="Times New Roman" w:cs="Times New Roman"/>
+          <w:sz w:val="24"/>
+        </w:rPr>
+      </w:pPr>
+      <w:r>
+        <w:rPr>
+          <w:rFonts w:ascii="Times New Roman" w:hAnsi="Times New Roman" w:cs="Times New Roman"/>
+          <w:b/>
+          <w:sz w:val="24"/>
+        </w:rPr>
+        <w:t>Self-Paced Learning:</w:t>
+      </w:r>
+      <w:r>
+        <w:rPr>
+          <w:rFonts w:ascii="Times New Roman" w:hAnsi="Times New Roman" w:cs="Times New Roman"/>
+          <w:sz w:val="24"/>
+        </w:rPr>
+        <w:t xml:space="preserve"> Students can review content, pause, rewind, and revisit lectures as needed. This promotes self-paced learning and better understanding of complex topics.</w:t>
+      </w:r>
+    </w:p>
+    <w:p>
+      <w:pPr>
+        <w:spacing w:line="360" w:lineRule="auto"/>
+        <w:jc w:val="both"/>
+        <w:rPr>
+          <w:rFonts w:ascii="Times New Roman" w:hAnsi="Times New Roman" w:cs="Times New Roman"/>
+          <w:sz w:val="24"/>
+        </w:rPr>
+      </w:pPr>
+      <w:r>
+        <w:rPr>
+          <w:rFonts w:ascii="Times New Roman" w:hAnsi="Times New Roman" w:cs="Times New Roman"/>
+          <w:b/>
+          <w:sz w:val="24"/>
+        </w:rPr>
+        <w:t>Global Expertise:</w:t>
+      </w:r>
+      <w:r>
+        <w:rPr>
+          <w:rFonts w:ascii="Times New Roman" w:hAnsi="Times New Roman" w:cs="Times New Roman"/>
+          <w:sz w:val="24"/>
+        </w:rPr>
+        <w:t xml:space="preserve"> Students can learn from educators and experts from around the world, gaining exposure to diverse perspectives and cutting-edge knowledge.</w:t>
+      </w:r>
+    </w:p>
+    <w:p>
+      <w:pPr>
+        <w:spacing w:line="360" w:lineRule="auto"/>
+        <w:jc w:val="both"/>
+        <w:rPr>
+          <w:rFonts w:ascii="Times New Roman" w:hAnsi="Times New Roman" w:cs="Times New Roman"/>
+          <w:sz w:val="24"/>
+        </w:rPr>
+      </w:pPr>
+      <w:r>
+        <w:rPr>
+          <w:rFonts w:ascii="Times New Roman" w:hAnsi="Times New Roman" w:cs="Times New Roman"/>
+          <w:b/>
+          <w:sz w:val="24"/>
+        </w:rPr>
+        <w:lastRenderedPageBreak/>
+        <w:t>Reduced Costs:</w:t>
+      </w:r>
+      <w:r>
+        <w:rPr>
+          <w:rFonts w:ascii="Times New Roman" w:hAnsi="Times New Roman" w:cs="Times New Roman"/>
+          <w:sz w:val="24"/>
+        </w:rPr>
+        <w:t xml:space="preserve"> Online education can be more cost-effective as it eliminates the need for commuting, housing, and other expenses associated with traditional education.</w:t>
+      </w:r>
+    </w:p>
+    <w:p>
+      <w:pPr>
+        <w:spacing w:line="360" w:lineRule="auto"/>
+        <w:jc w:val="both"/>
+        <w:rPr>
+          <w:rFonts w:ascii="Times New Roman" w:hAnsi="Times New Roman" w:cs="Times New Roman"/>
+          <w:sz w:val="24"/>
+        </w:rPr>
+      </w:pPr>
+      <w:r>
+        <w:rPr>
+          <w:rFonts w:ascii="Times New Roman" w:hAnsi="Times New Roman" w:cs="Times New Roman"/>
+          <w:b/>
+          <w:sz w:val="24"/>
+        </w:rPr>
+        <w:t>Interactive Features:</w:t>
+      </w:r>
+      <w:r>
+        <w:rPr>
+          <w:rFonts w:ascii="Times New Roman" w:hAnsi="Times New Roman" w:cs="Times New Roman"/>
+          <w:sz w:val="24"/>
+        </w:rPr>
+        <w:t xml:space="preserve"> Many web lecturing platforms incorporate interactive elements such as quizzes, discussions, and collaborative projects, enhancing engagement and active learning.</w:t>
+      </w:r>
+    </w:p>
+    <w:p>
+      <w:pPr>
+        <w:spacing w:line="360" w:lineRule="auto"/>
+        <w:jc w:val="both"/>
+        <w:rPr>
+          <w:rFonts w:ascii="Times New Roman" w:hAnsi="Times New Roman" w:cs="Times New Roman"/>
+          <w:b/>
+          <w:sz w:val="24"/>
+        </w:rPr>
+      </w:pPr>
+      <w:r>
+        <w:rPr>
+          <w:rFonts w:ascii="Times New Roman" w:hAnsi="Times New Roman" w:cs="Times New Roman"/>
+          <w:b/>
+          <w:sz w:val="24"/>
+        </w:rPr>
+        <w:t>Disadvantages of Web Lecturing Technology on Students</w:t>
+      </w:r>
+    </w:p>
+    <w:p>
+      <w:pPr>
+        <w:spacing w:line="360" w:lineRule="auto"/>
+        <w:jc w:val="both"/>
+        <w:rPr>
+          <w:rFonts w:ascii="Times New Roman" w:hAnsi="Times New Roman" w:cs="Times New Roman"/>
+          <w:sz w:val="24"/>
+        </w:rPr>
+      </w:pPr>
+      <w:r>
+        <w:rPr>
+          <w:rFonts w:ascii="Times New Roman" w:hAnsi="Times New Roman" w:cs="Times New Roman"/>
+          <w:b/>
+          <w:sz w:val="24"/>
+        </w:rPr>
+        <w:t>Lack of Face-to-Face Interaction:</w:t>
+      </w:r>
+      <w:r>
+        <w:rPr>
+          <w:rFonts w:ascii="Times New Roman" w:hAnsi="Times New Roman" w:cs="Times New Roman"/>
+          <w:sz w:val="24"/>
+        </w:rPr>
+        <w:t xml:space="preserve"> Online learning can lead to a lack of personal interaction with instructors and peers, potentially hindering social development and collaborative skills.</w:t>
+      </w:r>
+    </w:p>
+    <w:p>
+      <w:pPr>
+        <w:spacing w:line="360" w:lineRule="auto"/>
+        <w:jc w:val="both"/>
+        <w:rPr>
+          <w:rFonts w:ascii="Times New Roman" w:hAnsi="Times New Roman" w:cs="Times New Roman"/>
+          <w:sz w:val="24"/>
+        </w:rPr>
+      </w:pPr>
+      <w:r>
+        <w:rPr>
+          <w:rFonts w:ascii="Times New Roman" w:hAnsi="Times New Roman" w:cs="Times New Roman"/>
+          <w:b/>
+          <w:sz w:val="24"/>
+        </w:rPr>
+        <w:t>Self-Discipline and Time Management:</w:t>
+      </w:r>
+      <w:r>
+        <w:rPr>
+          <w:rFonts w:ascii="Times New Roman" w:hAnsi="Times New Roman" w:cs="Times New Roman"/>
+          <w:sz w:val="24"/>
+        </w:rPr>
+        <w:t xml:space="preserve"> Students need strong self-discipline and time management skills to stay on track and complete coursework without the structure of traditional classes.</w:t>
+      </w:r>
+    </w:p>
+    <w:p>
+      <w:pPr>
+        <w:spacing w:line="360" w:lineRule="auto"/>
+        <w:jc w:val="both"/>
+        <w:rPr>
+          <w:rFonts w:ascii="Times New Roman" w:hAnsi="Times New Roman" w:cs="Times New Roman"/>
+          <w:sz w:val="24"/>
+        </w:rPr>
+      </w:pPr>
+      <w:r>
+        <w:rPr>
+          <w:rFonts w:ascii="Times New Roman" w:hAnsi="Times New Roman" w:cs="Times New Roman"/>
+          <w:b/>
+          <w:sz w:val="24"/>
+        </w:rPr>
+        <w:t>Technical Challenges:</w:t>
+      </w:r>
+      <w:r>
+        <w:rPr>
+          <w:rFonts w:ascii="Times New Roman" w:hAnsi="Times New Roman" w:cs="Times New Roman"/>
+          <w:sz w:val="24"/>
+        </w:rPr>
+        <w:t xml:space="preserve"> Students may encounter technical issues such as unreliable internet connections, software compatibility problems, or difficulties navigating online platforms.</w:t>
+      </w:r>
+    </w:p>
+    <w:p>
+      <w:pPr>
+        <w:spacing w:line="360" w:lineRule="auto"/>
+        <w:jc w:val="both"/>
+        <w:rPr>
+          <w:rFonts w:ascii="Times New Roman" w:hAnsi="Times New Roman" w:cs="Times New Roman"/>
+          <w:sz w:val="24"/>
+        </w:rPr>
+      </w:pPr>
+      <w:r>
+        <w:rPr>
+          <w:rFonts w:ascii="Times New Roman" w:hAnsi="Times New Roman" w:cs="Times New Roman"/>
+          <w:b/>
+          <w:sz w:val="24"/>
+        </w:rPr>
+        <w:t>Isolation and Lack of Community:</w:t>
+      </w:r>
+      <w:r>
+        <w:rPr>
+          <w:rFonts w:ascii="Times New Roman" w:hAnsi="Times New Roman" w:cs="Times New Roman"/>
+          <w:sz w:val="24"/>
+        </w:rPr>
+        <w:t xml:space="preserve"> Extended periods of remote learning can lead to feelings of isolation and a lack of sense of belonging to a learning community.</w:t>
+      </w:r>
+    </w:p>
+    <w:p>
+      <w:pPr>
+        <w:spacing w:line="360" w:lineRule="auto"/>
+        <w:jc w:val="both"/>
+        <w:rPr>
+          <w:rFonts w:ascii="Times New Roman" w:hAnsi="Times New Roman" w:cs="Times New Roman"/>
+          <w:sz w:val="24"/>
+        </w:rPr>
+      </w:pPr>
+      <w:r>
+        <w:rPr>
+          <w:rFonts w:ascii="Times New Roman" w:hAnsi="Times New Roman" w:cs="Times New Roman"/>
+          <w:b/>
+          <w:sz w:val="24"/>
+        </w:rPr>
+        <w:t>Limited Hands-On Experience:</w:t>
+      </w:r>
+      <w:r>
+        <w:rPr>
+          <w:rFonts w:ascii="Times New Roman" w:hAnsi="Times New Roman" w:cs="Times New Roman"/>
+          <w:sz w:val="24"/>
+        </w:rPr>
+        <w:t xml:space="preserve"> Subjects that require practical, hands-on training (e.g., laboratory sciences, arts) may be challenging to teach effectively online.</w:t>
+      </w:r>
+    </w:p>
+    <w:p>
+      <w:pPr>
+        <w:spacing w:line="360" w:lineRule="auto"/>
+        <w:jc w:val="both"/>
+        <w:rPr>
+          <w:rFonts w:ascii="Times New Roman" w:hAnsi="Times New Roman" w:cs="Times New Roman"/>
+          <w:sz w:val="24"/>
+        </w:rPr>
+      </w:pPr>
+      <w:r>
+        <w:rPr>
+          <w:rFonts w:ascii="Times New Roman" w:hAnsi="Times New Roman" w:cs="Times New Roman"/>
+          <w:b/>
+          <w:sz w:val="24"/>
+        </w:rPr>
+        <w:t>Assessment Integrity:</w:t>
+      </w:r>
+      <w:r>
+        <w:rPr>
+          <w:rFonts w:ascii="Times New Roman" w:hAnsi="Times New Roman" w:cs="Times New Roman"/>
+          <w:sz w:val="24"/>
+        </w:rPr>
+        <w:t xml:space="preserve"> Ensuring academic integrity and preventing cheating can be more challenging in online environments, requiring robust security measures.</w:t>
+      </w:r>
+    </w:p>
+    <w:p>
+      <w:pPr>
+        <w:spacing w:line="360" w:lineRule="auto"/>
+        <w:jc w:val="both"/>
+        <w:rPr>
+          <w:rFonts w:ascii="Times New Roman" w:hAnsi="Times New Roman" w:cs="Times New Roman"/>
+          <w:sz w:val="24"/>
+        </w:rPr>
+      </w:pPr>
+      <w:r>
+        <w:rPr>
+          <w:rFonts w:ascii="Times New Roman" w:hAnsi="Times New Roman" w:cs="Times New Roman"/>
+          <w:b/>
+          <w:sz w:val="24"/>
+        </w:rPr>
+        <w:t>Learning Autonomy:</w:t>
+      </w:r>
+      <w:r>
+        <w:rPr>
+          <w:rFonts w:ascii="Times New Roman" w:hAnsi="Times New Roman" w:cs="Times New Roman"/>
+          <w:sz w:val="24"/>
+        </w:rPr>
+        <w:t xml:space="preserve"> Some students may struggle with the level of autonomy required for successful online learning, as it requires strong self-motivation and self-directed learning skills.</w:t>
+      </w:r>
+    </w:p>
+    <w:p>
+      <w:pPr>
+        <w:spacing w:line="360" w:lineRule="auto"/>
+        <w:jc w:val="both"/>
+        <w:rPr>
+          <w:rFonts w:ascii="Times New Roman" w:hAnsi="Times New Roman" w:cs="Times New Roman"/>
+          <w:sz w:val="24"/>
+        </w:rPr>
+      </w:pPr>
+      <w:r>
+        <w:rPr>
+          <w:rFonts w:ascii="Times New Roman" w:hAnsi="Times New Roman" w:cs="Times New Roman"/>
+          <w:b/>
+          <w:sz w:val="24"/>
+        </w:rPr>
+        <w:t>Quality Variability:</w:t>
+      </w:r>
+      <w:r>
+        <w:rPr>
+          <w:rFonts w:ascii="Times New Roman" w:hAnsi="Times New Roman" w:cs="Times New Roman"/>
+          <w:sz w:val="24"/>
+        </w:rPr>
+        <w:t xml:space="preserve"> The quality of online courses can vary widely, with some offering engaging and effective learning experiences, while others may lack proper structure and content.</w:t>
+      </w:r>
+    </w:p>
+    <w:p>
+      <w:pPr>
         <w:spacing w:before="240" w:line="360" w:lineRule="auto"/>
         <w:jc w:val="both"/>
         <w:rPr>
@@ -3932,18 +4322,7 @@
           <w:szCs w:val="24"/>
         </w:rPr>
         <w:lastRenderedPageBreak/>
-        <w:t>Concl</w:t>
-      </w:r>
-      <w:bookmarkStart w:id="1" w:name="_GoBack"/>
-      <w:bookmarkEnd w:id="1"/>
-      <w:r>
-        <w:rPr>
-          <w:rFonts w:ascii="Times New Roman" w:hAnsi="Times New Roman" w:cs="Times New Roman"/>
-          <w:b/>
-          <w:sz w:val="24"/>
-          <w:szCs w:val="24"/>
-        </w:rPr>
-        <w:t>usion</w:t>
+        <w:t>Conclusion</w:t>
       </w:r>
     </w:p>
     <w:p>
@@ -5100,25 +5479,7 @@
           <w:jc w:val="center"/>
         </w:pPr>
         <w:r>
-          <w:fldChar w:fldCharType="begin"/>
-        </w:r>
-        <w:r>
-          <w:instrText xml:space="preserve"> PAGE   \* MERGEFORMAT </w:instrText>
-        </w:r>
-        <w:r>
-          <w:fldChar w:fldCharType="separate"/>
-        </w:r>
-        <w:r>
-          <w:rPr>
-            <w:noProof/>
-          </w:rPr>
-          <w:t>8</w:t>
-        </w:r>
-        <w:r>
-          <w:rPr>
-            <w:noProof/>
-          </w:rPr>
-          <w:fldChar w:fldCharType="end"/>
+          <w:t xml:space="preserve"> </w:t>
         </w:r>
       </w:p>
     </w:sdtContent>
@@ -5150,6 +5511,10 @@
       <w:p>
         <w:pPr>
           <w:pStyle w:val="Footer"/>
+          <w:tabs>
+            <w:tab w:val="clear" w:pos="4680"/>
+            <w:tab w:val="clear" w:pos="9360"/>
+          </w:tabs>
           <w:jc w:val="center"/>
         </w:pPr>
         <w:r>
@@ -5302,6 +5667,119 @@
     </w:lvl>
   </w:abstractNum>
   <w:abstractNum w:abstractNumId="1" w15:restartNumberingAfterBreak="0">
+    <w:nsid w:val="0F6B3BAE"/>
+    <w:multiLevelType w:val="multilevel"/>
+    <w:tmpl w:val="8236AEC8"/>
+    <w:lvl w:ilvl="0">
+      <w:start w:val="1"/>
+      <w:numFmt w:val="decimal"/>
+      <w:lvlText w:val="%1."/>
+      <w:lvlJc w:val="left"/>
+      <w:pPr>
+        <w:tabs>
+          <w:tab w:val="num" w:pos="720"/>
+        </w:tabs>
+        <w:ind w:left="720" w:hanging="360"/>
+      </w:pPr>
+    </w:lvl>
+    <w:lvl w:ilvl="1" w:tentative="1">
+      <w:start w:val="1"/>
+      <w:numFmt w:val="decimal"/>
+      <w:lvlText w:val="%2."/>
+      <w:lvlJc w:val="left"/>
+      <w:pPr>
+        <w:tabs>
+          <w:tab w:val="num" w:pos="1440"/>
+        </w:tabs>
+        <w:ind w:left="1440" w:hanging="360"/>
+      </w:pPr>
+    </w:lvl>
+    <w:lvl w:ilvl="2" w:tentative="1">
+      <w:start w:val="1"/>
+      <w:numFmt w:val="decimal"/>
+      <w:lvlText w:val="%3."/>
+      <w:lvlJc w:val="left"/>
+      <w:pPr>
+        <w:tabs>
+          <w:tab w:val="num" w:pos="2160"/>
+        </w:tabs>
+        <w:ind w:left="2160" w:hanging="360"/>
+      </w:pPr>
+    </w:lvl>
+    <w:lvl w:ilvl="3" w:tentative="1">
+      <w:start w:val="1"/>
+      <w:numFmt w:val="decimal"/>
+      <w:lvlText w:val="%4."/>
+      <w:lvlJc w:val="left"/>
+      <w:pPr>
+        <w:tabs>
+          <w:tab w:val="num" w:pos="2880"/>
+        </w:tabs>
+        <w:ind w:left="2880" w:hanging="360"/>
+      </w:pPr>
+    </w:lvl>
+    <w:lvl w:ilvl="4" w:tentative="1">
+      <w:start w:val="1"/>
+      <w:numFmt w:val="decimal"/>
+      <w:lvlText w:val="%5."/>
+      <w:lvlJc w:val="left"/>
+      <w:pPr>
+        <w:tabs>
+          <w:tab w:val="num" w:pos="3600"/>
+        </w:tabs>
+        <w:ind w:left="3600" w:hanging="360"/>
+      </w:pPr>
+    </w:lvl>
+    <w:lvl w:ilvl="5" w:tentative="1">
+      <w:start w:val="1"/>
+      <w:numFmt w:val="decimal"/>
+      <w:lvlText w:val="%6."/>
+      <w:lvlJc w:val="left"/>
+      <w:pPr>
+        <w:tabs>
+          <w:tab w:val="num" w:pos="4320"/>
+        </w:tabs>
+        <w:ind w:left="4320" w:hanging="360"/>
+      </w:pPr>
+    </w:lvl>
+    <w:lvl w:ilvl="6" w:tentative="1">
+      <w:start w:val="1"/>
+      <w:numFmt w:val="decimal"/>
+      <w:lvlText w:val="%7."/>
+      <w:lvlJc w:val="left"/>
+      <w:pPr>
+        <w:tabs>
+          <w:tab w:val="num" w:pos="5040"/>
+        </w:tabs>
+        <w:ind w:left="5040" w:hanging="360"/>
+      </w:pPr>
+    </w:lvl>
+    <w:lvl w:ilvl="7" w:tentative="1">
+      <w:start w:val="1"/>
+      <w:numFmt w:val="decimal"/>
+      <w:lvlText w:val="%8."/>
+      <w:lvlJc w:val="left"/>
+      <w:pPr>
+        <w:tabs>
+          <w:tab w:val="num" w:pos="5760"/>
+        </w:tabs>
+        <w:ind w:left="5760" w:hanging="360"/>
+      </w:pPr>
+    </w:lvl>
+    <w:lvl w:ilvl="8" w:tentative="1">
+      <w:start w:val="1"/>
+      <w:numFmt w:val="decimal"/>
+      <w:lvlText w:val="%9."/>
+      <w:lvlJc w:val="left"/>
+      <w:pPr>
+        <w:tabs>
+          <w:tab w:val="num" w:pos="6480"/>
+        </w:tabs>
+        <w:ind w:left="6480" w:hanging="360"/>
+      </w:pPr>
+    </w:lvl>
+  </w:abstractNum>
+  <w:abstractNum w:abstractNumId="2" w15:restartNumberingAfterBreak="0">
     <w:nsid w:val="16AC7F98"/>
     <w:multiLevelType w:val="hybridMultilevel"/>
     <w:tmpl w:val="563802C0"/>
@@ -5392,7 +5870,7 @@
       </w:pPr>
     </w:lvl>
   </w:abstractNum>
-  <w:abstractNum w:abstractNumId="2" w15:restartNumberingAfterBreak="0">
+  <w:abstractNum w:abstractNumId="3" w15:restartNumberingAfterBreak="0">
     <w:nsid w:val="1A37536C"/>
     <w:multiLevelType w:val="hybridMultilevel"/>
     <w:tmpl w:val="D940E988"/>
@@ -5483,7 +5961,7 @@
       </w:pPr>
     </w:lvl>
   </w:abstractNum>
-  <w:abstractNum w:abstractNumId="3" w15:restartNumberingAfterBreak="0">
+  <w:abstractNum w:abstractNumId="4" w15:restartNumberingAfterBreak="0">
     <w:nsid w:val="1FA23314"/>
     <w:multiLevelType w:val="multilevel"/>
     <w:tmpl w:val="7A4073B6"/>
@@ -5596,7 +6074,7 @@
       </w:pPr>
     </w:lvl>
   </w:abstractNum>
-  <w:abstractNum w:abstractNumId="4" w15:restartNumberingAfterBreak="0">
+  <w:abstractNum w:abstractNumId="5" w15:restartNumberingAfterBreak="0">
     <w:nsid w:val="2B411A43"/>
     <w:multiLevelType w:val="hybridMultilevel"/>
     <w:tmpl w:val="F0C8ED06"/>
@@ -5685,7 +6163,7 @@
       </w:pPr>
     </w:lvl>
   </w:abstractNum>
-  <w:abstractNum w:abstractNumId="5" w15:restartNumberingAfterBreak="0">
+  <w:abstractNum w:abstractNumId="6" w15:restartNumberingAfterBreak="0">
     <w:nsid w:val="3B3E0339"/>
     <w:multiLevelType w:val="hybridMultilevel"/>
     <w:tmpl w:val="9568425C"/>
@@ -5774,7 +6252,7 @@
       </w:pPr>
     </w:lvl>
   </w:abstractNum>
-  <w:abstractNum w:abstractNumId="6" w15:restartNumberingAfterBreak="0">
+  <w:abstractNum w:abstractNumId="7" w15:restartNumberingAfterBreak="0">
     <w:nsid w:val="4EDC130A"/>
     <w:multiLevelType w:val="hybridMultilevel"/>
     <w:tmpl w:val="81423558"/>
@@ -5865,7 +6343,7 @@
       </w:pPr>
     </w:lvl>
   </w:abstractNum>
-  <w:abstractNum w:abstractNumId="7" w15:restartNumberingAfterBreak="0">
+  <w:abstractNum w:abstractNumId="8" w15:restartNumberingAfterBreak="0">
     <w:nsid w:val="5C3C297D"/>
     <w:multiLevelType w:val="hybridMultilevel"/>
     <w:tmpl w:val="FF04FF64"/>
@@ -5954,7 +6432,7 @@
       </w:pPr>
     </w:lvl>
   </w:abstractNum>
-  <w:abstractNum w:abstractNumId="8" w15:restartNumberingAfterBreak="0">
+  <w:abstractNum w:abstractNumId="9" w15:restartNumberingAfterBreak="0">
     <w:nsid w:val="5EE244D0"/>
     <w:multiLevelType w:val="hybridMultilevel"/>
     <w:tmpl w:val="07A6C8B0"/>
@@ -6043,7 +6521,7 @@
       </w:pPr>
     </w:lvl>
   </w:abstractNum>
-  <w:abstractNum w:abstractNumId="9" w15:restartNumberingAfterBreak="0">
+  <w:abstractNum w:abstractNumId="10" w15:restartNumberingAfterBreak="0">
     <w:nsid w:val="5F021C9B"/>
     <w:multiLevelType w:val="hybridMultilevel"/>
     <w:tmpl w:val="829C2164"/>
@@ -6133,7 +6611,120 @@
       </w:pPr>
     </w:lvl>
   </w:abstractNum>
-  <w:abstractNum w:abstractNumId="10" w15:restartNumberingAfterBreak="0">
+  <w:abstractNum w:abstractNumId="11" w15:restartNumberingAfterBreak="0">
+    <w:nsid w:val="625D58B5"/>
+    <w:multiLevelType w:val="multilevel"/>
+    <w:tmpl w:val="BE08A912"/>
+    <w:lvl w:ilvl="0">
+      <w:start w:val="1"/>
+      <w:numFmt w:val="decimal"/>
+      <w:lvlText w:val="%1."/>
+      <w:lvlJc w:val="left"/>
+      <w:pPr>
+        <w:tabs>
+          <w:tab w:val="num" w:pos="720"/>
+        </w:tabs>
+        <w:ind w:left="720" w:hanging="360"/>
+      </w:pPr>
+    </w:lvl>
+    <w:lvl w:ilvl="1" w:tentative="1">
+      <w:start w:val="1"/>
+      <w:numFmt w:val="decimal"/>
+      <w:lvlText w:val="%2."/>
+      <w:lvlJc w:val="left"/>
+      <w:pPr>
+        <w:tabs>
+          <w:tab w:val="num" w:pos="1440"/>
+        </w:tabs>
+        <w:ind w:left="1440" w:hanging="360"/>
+      </w:pPr>
+    </w:lvl>
+    <w:lvl w:ilvl="2" w:tentative="1">
+      <w:start w:val="1"/>
+      <w:numFmt w:val="decimal"/>
+      <w:lvlText w:val="%3."/>
+      <w:lvlJc w:val="left"/>
+      <w:pPr>
+        <w:tabs>
+          <w:tab w:val="num" w:pos="2160"/>
+        </w:tabs>
+        <w:ind w:left="2160" w:hanging="360"/>
+      </w:pPr>
+    </w:lvl>
+    <w:lvl w:ilvl="3" w:tentative="1">
+      <w:start w:val="1"/>
+      <w:numFmt w:val="decimal"/>
+      <w:lvlText w:val="%4."/>
+      <w:lvlJc w:val="left"/>
+      <w:pPr>
+        <w:tabs>
+          <w:tab w:val="num" w:pos="2880"/>
+        </w:tabs>
+        <w:ind w:left="2880" w:hanging="360"/>
+      </w:pPr>
+    </w:lvl>
+    <w:lvl w:ilvl="4" w:tentative="1">
+      <w:start w:val="1"/>
+      <w:numFmt w:val="decimal"/>
+      <w:lvlText w:val="%5."/>
+      <w:lvlJc w:val="left"/>
+      <w:pPr>
+        <w:tabs>
+          <w:tab w:val="num" w:pos="3600"/>
+        </w:tabs>
+        <w:ind w:left="3600" w:hanging="360"/>
+      </w:pPr>
+    </w:lvl>
+    <w:lvl w:ilvl="5" w:tentative="1">
+      <w:start w:val="1"/>
+      <w:numFmt w:val="decimal"/>
+      <w:lvlText w:val="%6."/>
+      <w:lvlJc w:val="left"/>
+      <w:pPr>
+        <w:tabs>
+          <w:tab w:val="num" w:pos="4320"/>
+        </w:tabs>
+        <w:ind w:left="4320" w:hanging="360"/>
+      </w:pPr>
+    </w:lvl>
+    <w:lvl w:ilvl="6" w:tentative="1">
+      <w:start w:val="1"/>
+      <w:numFmt w:val="decimal"/>
+      <w:lvlText w:val="%7."/>
+      <w:lvlJc w:val="left"/>
+      <w:pPr>
+        <w:tabs>
+          <w:tab w:val="num" w:pos="5040"/>
+        </w:tabs>
+        <w:ind w:left="5040" w:hanging="360"/>
+      </w:pPr>
+    </w:lvl>
+    <w:lvl w:ilvl="7" w:tentative="1">
+      <w:start w:val="1"/>
+      <w:numFmt w:val="decimal"/>
+      <w:lvlText w:val="%8."/>
+      <w:lvlJc w:val="left"/>
+      <w:pPr>
+        <w:tabs>
+          <w:tab w:val="num" w:pos="5760"/>
+        </w:tabs>
+        <w:ind w:left="5760" w:hanging="360"/>
+      </w:pPr>
+    </w:lvl>
+    <w:lvl w:ilvl="8" w:tentative="1">
+      <w:start w:val="1"/>
+      <w:numFmt w:val="decimal"/>
+      <w:lvlText w:val="%9."/>
+      <w:lvlJc w:val="left"/>
+      <w:pPr>
+        <w:tabs>
+          <w:tab w:val="num" w:pos="6480"/>
+        </w:tabs>
+        <w:ind w:left="6480" w:hanging="360"/>
+      </w:pPr>
+    </w:lvl>
+  </w:abstractNum>
+  <w:abstractNum w:abstractNumId="12" w15:restartNumberingAfterBreak="0">
     <w:nsid w:val="6EB566FC"/>
     <w:multiLevelType w:val="hybridMultilevel"/>
     <w:tmpl w:val="5666F2E4"/>
@@ -6223,37 +6814,43 @@
     </w:lvl>
   </w:abstractNum>
   <w:num w:numId="1">
+    <w:abstractNumId w:val="9"/>
+  </w:num>
+  <w:num w:numId="2">
     <w:abstractNumId w:val="8"/>
   </w:num>
-  <w:num w:numId="2">
-    <w:abstractNumId w:val="7"/>
-  </w:num>
   <w:num w:numId="3">
-    <w:abstractNumId w:val="10"/>
+    <w:abstractNumId w:val="12"/>
   </w:num>
   <w:num w:numId="4">
-    <w:abstractNumId w:val="6"/>
+    <w:abstractNumId w:val="7"/>
   </w:num>
   <w:num w:numId="5">
     <w:abstractNumId w:val="0"/>
   </w:num>
   <w:num w:numId="6">
+    <w:abstractNumId w:val="3"/>
+  </w:num>
+  <w:num w:numId="7">
     <w:abstractNumId w:val="2"/>
   </w:num>
-  <w:num w:numId="7">
+  <w:num w:numId="8">
+    <w:abstractNumId w:val="5"/>
+  </w:num>
+  <w:num w:numId="9">
+    <w:abstractNumId w:val="10"/>
+  </w:num>
+  <w:num w:numId="10">
+    <w:abstractNumId w:val="4"/>
+  </w:num>
+  <w:num w:numId="11">
+    <w:abstractNumId w:val="6"/>
+  </w:num>
+  <w:num w:numId="12">
     <w:abstractNumId w:val="1"/>
   </w:num>
-  <w:num w:numId="8">
-    <w:abstractNumId w:val="4"/>
-  </w:num>
-  <w:num w:numId="9">
-    <w:abstractNumId w:val="9"/>
-  </w:num>
-  <w:num w:numId="10">
-    <w:abstractNumId w:val="3"/>
-  </w:num>
-  <w:num w:numId="11">
-    <w:abstractNumId w:val="5"/>
+  <w:num w:numId="13">
+    <w:abstractNumId w:val="11"/>
   </w:num>
 </w:numbering>
 </file>
@@ -6661,7 +7258,6 @@
   <w:style w:type="character" w:default="1" w:styleId="DefaultParagraphFont">
     <w:name w:val="Default Paragraph Font"/>
     <w:uiPriority w:val="1"/>
-    <w:semiHidden/>
     <w:unhideWhenUsed/>
   </w:style>
   <w:style w:type="table" w:default="1" w:styleId="TableNormal">
@@ -6829,6 +7425,17 @@
       <w:sz w:val="24"/>
       <w:szCs w:val="24"/>
       <w:lang w:val="en-GB" w:eastAsia="en-GB"/>
+    </w:rPr>
+  </w:style>
+  <w:style w:type="character" w:styleId="Strong">
+    <w:name w:val="Strong"/>
+    <w:basedOn w:val="DefaultParagraphFont"/>
+    <w:uiPriority w:val="22"/>
+    <w:qFormat/>
+    <w:rsid w:val="00DD0F6E"/>
+    <w:rPr>
+      <w:b/>
+      <w:bCs/>
     </w:rPr>
   </w:style>
 </w:styles>
